--- a/fuentes/21730226_CF02_CFA.docx
+++ b/fuentes/21730226_CF02_CFA.docx
@@ -1,6 +1,6 @@
 
 <file path=word/document.xml><?xml version="1.0" encoding="utf-8"?>
-<w:document xmlns:wpc="http://schemas.microsoft.com/office/word/2010/wordprocessingCanvas" xmlns:cx="http://schemas.microsoft.com/office/drawing/2014/chartex" xmlns:cx1="http://schemas.microsoft.com/office/drawing/2015/9/8/chartex" xmlns:cx2="http://schemas.microsoft.com/office/drawing/2015/10/21/chartex" xmlns:cx3="http://schemas.microsoft.com/office/drawing/2016/5/9/chartex" xmlns:cx4="http://schemas.microsoft.com/office/drawing/2016/5/10/chartex" xmlns:cx5="http://schemas.microsoft.com/office/drawing/2016/5/11/chartex" xmlns:cx6="http://schemas.microsoft.com/office/drawing/2016/5/12/chartex" xmlns:cx7="http://schemas.microsoft.com/office/drawing/2016/5/13/chartex" xmlns:cx8="http://schemas.microsoft.com/office/drawing/2016/5/14/chartex" xmlns:mc="http://schemas.openxmlformats.org/markup-compatibility/2006" xmlns:aink="http://schemas.microsoft.com/office/drawing/2016/ink" xmlns:am3d="http://schemas.microsoft.com/office/drawing/2017/model3d" xmlns:o="urn:schemas-microsoft-com:office:office" xmlns:r="http://schemas.openxmlformats.org/officeDocument/2006/relationships" xmlns:m="http://schemas.openxmlformats.org/officeDocument/2006/math" xmlns:v="urn:schemas-microsoft-com:vml" xmlns:wp14="http://schemas.microsoft.com/office/word/2010/wordprocessingDrawing" xmlns:wp="http://schemas.openxmlformats.org/drawingml/2006/wordprocessingDrawing" xmlns:w10="urn:schemas-microsoft-com:office:word" xmlns:w="http://schemas.openxmlformats.org/wordprocessingml/2006/main" xmlns:w14="http://schemas.microsoft.com/office/word/2010/wordml" xmlns:w15="http://schemas.microsoft.com/office/word/2012/wordml" xmlns:w16cex="http://schemas.microsoft.com/office/word/2018/wordml/cex" xmlns:w16cid="http://schemas.microsoft.com/office/word/2016/wordml/cid" xmlns:w16="http://schemas.microsoft.com/office/word/2018/wordml" xmlns:w16se="http://schemas.microsoft.com/office/word/2015/wordml/symex" xmlns:wpg="http://schemas.microsoft.com/office/word/2010/wordprocessingGroup" xmlns:wpi="http://schemas.microsoft.com/office/word/2010/wordprocessingInk" xmlns:wne="http://schemas.microsoft.com/office/word/2006/wordml" xmlns:wps="http://schemas.microsoft.com/office/word/2010/wordprocessingShape" mc:Ignorable="w14 w15 w16se w16cid w16 w16cex wp14">
+<w:document xmlns:wpc="http://schemas.microsoft.com/office/word/2010/wordprocessingCanvas" xmlns:cx="http://schemas.microsoft.com/office/drawing/2014/chartex" xmlns:cx1="http://schemas.microsoft.com/office/drawing/2015/9/8/chartex" xmlns:cx2="http://schemas.microsoft.com/office/drawing/2015/10/21/chartex" xmlns:cx3="http://schemas.microsoft.com/office/drawing/2016/5/9/chartex" xmlns:cx4="http://schemas.microsoft.com/office/drawing/2016/5/10/chartex" xmlns:cx5="http://schemas.microsoft.com/office/drawing/2016/5/11/chartex" xmlns:cx6="http://schemas.microsoft.com/office/drawing/2016/5/12/chartex" xmlns:cx7="http://schemas.microsoft.com/office/drawing/2016/5/13/chartex" xmlns:cx8="http://schemas.microsoft.com/office/drawing/2016/5/14/chartex" xmlns:mc="http://schemas.openxmlformats.org/markup-compatibility/2006" xmlns:aink="http://schemas.microsoft.com/office/drawing/2016/ink" xmlns:am3d="http://schemas.microsoft.com/office/drawing/2017/model3d" xmlns:o="urn:schemas-microsoft-com:office:office" xmlns:r="http://schemas.openxmlformats.org/officeDocument/2006/relationships" xmlns:m="http://schemas.openxmlformats.org/officeDocument/2006/math" xmlns:v="urn:schemas-microsoft-com:vml" xmlns:wp14="http://schemas.microsoft.com/office/word/2010/wordprocessingDrawing" xmlns:wp="http://schemas.openxmlformats.org/drawingml/2006/wordprocessingDrawing" xmlns:w10="urn:schemas-microsoft-com:office:word" xmlns:w="http://schemas.openxmlformats.org/wordprocessingml/2006/main" xmlns:w14="http://schemas.microsoft.com/office/word/2010/wordml" xmlns:w15="http://schemas.microsoft.com/office/word/2012/wordml" xmlns:w16cex="http://schemas.microsoft.com/office/word/2018/wordml/cex" xmlns:w16cid="http://schemas.microsoft.com/office/word/2016/wordml/cid" xmlns:w16="http://schemas.microsoft.com/office/word/2018/wordml" xmlns:w16sdtdh="http://schemas.microsoft.com/office/word/2020/wordml/sdtdatahash" xmlns:w16se="http://schemas.microsoft.com/office/word/2015/wordml/symex" xmlns:wpg="http://schemas.microsoft.com/office/word/2010/wordprocessingGroup" xmlns:wpi="http://schemas.microsoft.com/office/word/2010/wordprocessingInk" xmlns:wne="http://schemas.microsoft.com/office/word/2006/wordml" xmlns:wps="http://schemas.microsoft.com/office/word/2010/wordprocessingShape" mc:Ignorable="w14 w15 w16se w16cid w16 w16cex w16sdtdh wp14">
   <w:body>
     <w:p>
       <w:pPr>
@@ -328,7 +328,7 @@
               </wp:anchor>
             </w:drawing>
           </mc:Choice>
-          <mc:Fallback xmlns:oel="http://schemas.microsoft.com/office/2019/extlst" xmlns:w16sdtdh="http://schemas.microsoft.com/office/word/2020/wordml/sdtdatahash">
+          <mc:Fallback xmlns:oel="http://schemas.microsoft.com/office/2019/extlst">
             <w:pict>
               <v:rect w14:anchorId="4C256C62" id="Rectángulo 3" o:spid="_x0000_s1026" alt="&quot;&quot;" style="position:absolute;margin-left:-55.95pt;margin-top:26.4pt;width:613.85pt;height:164.25pt;z-index:-251655168;visibility:visible;mso-wrap-style:square;mso-height-percent:0;mso-wrap-distance-left:9pt;mso-wrap-distance-top:0;mso-wrap-distance-right:9pt;mso-wrap-distance-bottom:0;mso-position-horizontal:absolute;mso-position-horizontal-relative:text;mso-position-vertical:absolute;mso-position-vertical-relative:text;mso-height-percent:0;mso-height-relative:margin;v-text-anchor:middle" o:gfxdata="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" fillcolor="#00314d" stroked="f" strokeweight="1pt"/>
             </w:pict>
@@ -2333,12 +2333,15 @@
         <w:ind w:firstLine="0"/>
         <w:jc w:val="center"/>
       </w:pPr>
-      <w:r>
-        <w:rPr>
-          <w:b/>
-        </w:rPr>
-        <w:t>Enlace de reproducción del video</w:t>
-      </w:r>
+      <w:hyperlink r:id="rId13" w:history="1">
+        <w:r>
+          <w:rPr>
+            <w:rStyle w:val="Hipervnculo"/>
+            <w:b/>
+          </w:rPr>
+          <w:t>Enlace de reproducción del video</w:t>
+        </w:r>
+      </w:hyperlink>
     </w:p>
     <w:tbl>
       <w:tblPr>
@@ -5103,7 +5106,7 @@
                     </pic:cNvPicPr>
                   </pic:nvPicPr>
                   <pic:blipFill>
-                    <a:blip r:embed="rId13">
+                    <a:blip r:embed="rId14">
                       <a:extLst>
                         <a:ext uri="{28A0092B-C50C-407E-A947-70E740481C1C}">
                           <a14:useLocalDpi xmlns:a14="http://schemas.microsoft.com/office/drawing/2010/main" val="0"/>
@@ -6741,7 +6744,7 @@
                     </pic:cNvPicPr>
                   </pic:nvPicPr>
                   <pic:blipFill>
-                    <a:blip r:embed="rId14">
+                    <a:blip r:embed="rId15">
                       <a:extLst>
                         <a:ext uri="{28A0092B-C50C-407E-A947-70E740481C1C}">
                           <a14:useLocalDpi xmlns:a14="http://schemas.microsoft.com/office/drawing/2010/main" val="0"/>
@@ -7953,7 +7956,7 @@
                     </pic:cNvPicPr>
                   </pic:nvPicPr>
                   <pic:blipFill>
-                    <a:blip r:embed="rId15">
+                    <a:blip r:embed="rId16">
                       <a:extLst>
                         <a:ext uri="{28A0092B-C50C-407E-A947-70E740481C1C}">
                           <a14:useLocalDpi xmlns:a14="http://schemas.microsoft.com/office/drawing/2010/main" val="0"/>
@@ -8753,7 +8756,7 @@
                     </pic:cNvPicPr>
                   </pic:nvPicPr>
                   <pic:blipFill>
-                    <a:blip r:embed="rId16">
+                    <a:blip r:embed="rId17">
                       <a:extLst>
                         <a:ext uri="{28A0092B-C50C-407E-A947-70E740481C1C}">
                           <a14:useLocalDpi xmlns:a14="http://schemas.microsoft.com/office/drawing/2010/main" val="0"/>
@@ -10813,7 +10816,7 @@
                     </pic:cNvPicPr>
                   </pic:nvPicPr>
                   <pic:blipFill>
-                    <a:blip r:embed="rId17">
+                    <a:blip r:embed="rId18">
                       <a:extLst>
                         <a:ext uri="{28A0092B-C50C-407E-A947-70E740481C1C}">
                           <a14:useLocalDpi xmlns:a14="http://schemas.microsoft.com/office/drawing/2010/main" val="0"/>
@@ -12764,15 +12767,7 @@
           <w:bCs/>
           <w:lang w:val="es-419" w:eastAsia="es-CO"/>
         </w:rPr>
-        <w:t>Banca y finanzas</w:t>
-      </w:r>
-      <w:r>
-        <w:rPr>
-          <w:b/>
-          <w:bCs/>
-          <w:lang w:val="es-419" w:eastAsia="es-CO"/>
-        </w:rPr>
-        <w:t xml:space="preserve"> </w:t>
+        <w:t xml:space="preserve">Banca y finanzas </w:t>
       </w:r>
       <w:r>
         <w:rPr>
@@ -12788,15 +12783,7 @@
           <w:bCs/>
           <w:lang w:val="es-419" w:eastAsia="es-CO"/>
         </w:rPr>
-        <w:t xml:space="preserve"> </w:t>
-      </w:r>
-      <w:r>
-        <w:rPr>
-          <w:b/>
-          <w:bCs/>
-          <w:lang w:val="es-419" w:eastAsia="es-CO"/>
-        </w:rPr>
-        <w:t>Alto</w:t>
+        <w:t xml:space="preserve"> Alto</w:t>
       </w:r>
     </w:p>
     <w:p>
@@ -12833,15 +12820,7 @@
           <w:lang w:val="es-419" w:eastAsia="es-CO"/>
         </w:rPr>
         <w:lastRenderedPageBreak/>
-        <w:t>Telecomunicaciones</w:t>
-      </w:r>
-      <w:r>
-        <w:rPr>
-          <w:b/>
-          <w:bCs/>
-          <w:lang w:val="es-419" w:eastAsia="es-CO"/>
-        </w:rPr>
-        <w:t xml:space="preserve"> </w:t>
+        <w:t xml:space="preserve">Telecomunicaciones </w:t>
       </w:r>
       <w:r>
         <w:rPr>
@@ -12857,15 +12836,7 @@
           <w:bCs/>
           <w:lang w:val="es-419" w:eastAsia="es-CO"/>
         </w:rPr>
-        <w:t xml:space="preserve"> </w:t>
-      </w:r>
-      <w:r>
-        <w:rPr>
-          <w:b/>
-          <w:bCs/>
-          <w:lang w:val="es-419" w:eastAsia="es-CO"/>
-        </w:rPr>
-        <w:t>Alto</w:t>
+        <w:t xml:space="preserve"> Alto</w:t>
       </w:r>
     </w:p>
     <w:p>
@@ -12899,23 +12870,7 @@
           <w:bCs/>
           <w:lang w:val="es-419" w:eastAsia="es-CO"/>
         </w:rPr>
-        <w:t>Comercio electrónico</w:t>
-      </w:r>
-      <w:r>
-        <w:rPr>
-          <w:b/>
-          <w:bCs/>
-          <w:lang w:val="es-419" w:eastAsia="es-CO"/>
-        </w:rPr>
-        <w:t xml:space="preserve"> - </w:t>
-      </w:r>
-      <w:r>
-        <w:rPr>
-          <w:b/>
-          <w:bCs/>
-          <w:lang w:val="es-419" w:eastAsia="es-CO"/>
-        </w:rPr>
-        <w:t>Medio-alto</w:t>
+        <w:t>Comercio electrónico - Medio-alto</w:t>
       </w:r>
     </w:p>
     <w:p>
@@ -12949,15 +12904,7 @@
           <w:bCs/>
           <w:lang w:val="es-419" w:eastAsia="es-CO"/>
         </w:rPr>
-        <w:t>Salud</w:t>
-      </w:r>
-      <w:r>
-        <w:rPr>
-          <w:b/>
-          <w:bCs/>
-          <w:lang w:val="es-419" w:eastAsia="es-CO"/>
-        </w:rPr>
-        <w:t xml:space="preserve"> </w:t>
+        <w:t xml:space="preserve">Salud </w:t>
       </w:r>
       <w:r>
         <w:rPr>
@@ -12973,15 +12920,7 @@
           <w:bCs/>
           <w:lang w:val="es-419" w:eastAsia="es-CO"/>
         </w:rPr>
-        <w:t xml:space="preserve"> </w:t>
-      </w:r>
-      <w:r>
-        <w:rPr>
-          <w:b/>
-          <w:bCs/>
-          <w:lang w:val="es-419" w:eastAsia="es-CO"/>
-        </w:rPr>
-        <w:t>Medio</w:t>
+        <w:t xml:space="preserve"> Medio</w:t>
       </w:r>
     </w:p>
     <w:p>
@@ -13037,15 +12976,7 @@
           <w:bCs/>
           <w:lang w:val="es-419" w:eastAsia="es-CO"/>
         </w:rPr>
-        <w:t>Educación</w:t>
-      </w:r>
-      <w:r>
-        <w:rPr>
-          <w:b/>
-          <w:bCs/>
-          <w:lang w:val="es-419" w:eastAsia="es-CO"/>
-        </w:rPr>
-        <w:t xml:space="preserve"> </w:t>
+        <w:t xml:space="preserve">Educación </w:t>
       </w:r>
       <w:r>
         <w:rPr>
@@ -13061,15 +12992,7 @@
           <w:bCs/>
           <w:lang w:val="es-419" w:eastAsia="es-CO"/>
         </w:rPr>
-        <w:t xml:space="preserve"> </w:t>
-      </w:r>
-      <w:r>
-        <w:rPr>
-          <w:b/>
-          <w:bCs/>
-          <w:lang w:val="es-419" w:eastAsia="es-CO"/>
-        </w:rPr>
-        <w:t>Medio</w:t>
+        <w:t xml:space="preserve"> Medio</w:t>
       </w:r>
     </w:p>
     <w:p>
@@ -13103,15 +13026,7 @@
           <w:bCs/>
           <w:lang w:val="es-419" w:eastAsia="es-CO"/>
         </w:rPr>
-        <w:t>Gobierno digital</w:t>
-      </w:r>
-      <w:r>
-        <w:rPr>
-          <w:b/>
-          <w:bCs/>
-          <w:lang w:val="es-419" w:eastAsia="es-CO"/>
-        </w:rPr>
-        <w:t xml:space="preserve"> </w:t>
+        <w:t xml:space="preserve">Gobierno digital </w:t>
       </w:r>
       <w:r>
         <w:rPr>
@@ -13177,23 +13092,7 @@
           <w:bCs/>
           <w:lang w:val="es-419" w:eastAsia="es-CO"/>
         </w:rPr>
-        <w:t>Turismo y hospitalidad</w:t>
-      </w:r>
-      <w:r>
-        <w:rPr>
-          <w:b/>
-          <w:bCs/>
-          <w:lang w:val="es-419" w:eastAsia="es-CO"/>
-        </w:rPr>
-        <w:t xml:space="preserve"> - </w:t>
-      </w:r>
-      <w:r>
-        <w:rPr>
-          <w:b/>
-          <w:bCs/>
-          <w:lang w:val="es-419" w:eastAsia="es-CO"/>
-        </w:rPr>
-        <w:t>Medio-bajo</w:t>
+        <w:t>Turismo y hospitalidad - Medio-bajo</w:t>
       </w:r>
     </w:p>
     <w:p>
@@ -13227,15 +13126,7 @@
           <w:bCs/>
           <w:lang w:val="es-419" w:eastAsia="es-CO"/>
         </w:rPr>
-        <w:t>Manufactura y agro</w:t>
-      </w:r>
-      <w:r>
-        <w:rPr>
-          <w:b/>
-          <w:bCs/>
-          <w:lang w:val="es-419" w:eastAsia="es-CO"/>
-        </w:rPr>
-        <w:t xml:space="preserve"> </w:t>
+        <w:t xml:space="preserve">Manufactura y agro </w:t>
       </w:r>
       <w:r>
         <w:rPr>
@@ -13251,15 +13142,7 @@
           <w:bCs/>
           <w:lang w:val="es-419" w:eastAsia="es-CO"/>
         </w:rPr>
-        <w:t xml:space="preserve"> </w:t>
-      </w:r>
-      <w:r>
-        <w:rPr>
-          <w:b/>
-          <w:bCs/>
-          <w:lang w:val="es-419" w:eastAsia="es-CO"/>
-        </w:rPr>
-        <w:t>Bajo</w:t>
+        <w:t xml:space="preserve"> Bajo</w:t>
       </w:r>
     </w:p>
     <w:p>
@@ -13762,7 +13645,6 @@
                 <w:color w:val="000000"/>
                 <w:lang w:val="es-ES_tradnl"/>
               </w:rPr>
-              <w:lastRenderedPageBreak/>
               <w:t>Concisión</w:t>
             </w:r>
             <w:r>
@@ -15760,7 +15642,7 @@
                     </pic:cNvPicPr>
                   </pic:nvPicPr>
                   <pic:blipFill>
-                    <a:blip r:embed="rId18">
+                    <a:blip r:embed="rId19">
                       <a:extLst>
                         <a:ext uri="{28A0092B-C50C-407E-A947-70E740481C1C}">
                           <a14:useLocalDpi xmlns:a14="http://schemas.microsoft.com/office/drawing/2010/main" val="0"/>
@@ -16943,10 +16825,10 @@
                     <pic:cNvPicPr/>
                   </pic:nvPicPr>
                   <pic:blipFill>
-                    <a:blip r:embed="rId19">
+                    <a:blip r:embed="rId20">
                       <a:extLst>
                         <a:ext uri="{96DAC541-7B7A-43D3-8B79-37D633B846F1}">
-                          <asvg:svgBlip xmlns:asvg="http://schemas.microsoft.com/office/drawing/2016/SVG/main" r:embed="rId20"/>
+                          <asvg:svgBlip xmlns:asvg="http://schemas.microsoft.com/office/drawing/2016/SVG/main" r:embed="rId21"/>
                         </a:ext>
                       </a:extLst>
                     </a:blip>
@@ -18020,8 +17902,8 @@
       </w:pPr>
     </w:p>
     <w:sectPr>
-      <w:headerReference w:type="default" r:id="rId21"/>
-      <w:footerReference w:type="default" r:id="rId22"/>
+      <w:headerReference w:type="default" r:id="rId22"/>
+      <w:footerReference w:type="default" r:id="rId23"/>
       <w:pgSz w:w="12240" w:h="15840"/>
       <w:pgMar w:top="1701" w:right="1134" w:bottom="1134" w:left="1134" w:header="709" w:footer="737" w:gutter="0"/>
       <w:pgNumType w:start="1"/>
@@ -18034,7 +17916,7 @@
 </file>
 
 <file path=word/endnotes.xml><?xml version="1.0" encoding="utf-8"?>
-<w:endnotes xmlns:wpc="http://schemas.microsoft.com/office/word/2010/wordprocessingCanvas" xmlns:cx="http://schemas.microsoft.com/office/drawing/2014/chartex" xmlns:cx1="http://schemas.microsoft.com/office/drawing/2015/9/8/chartex" xmlns:cx2="http://schemas.microsoft.com/office/drawing/2015/10/21/chartex" xmlns:cx3="http://schemas.microsoft.com/office/drawing/2016/5/9/chartex" xmlns:cx4="http://schemas.microsoft.com/office/drawing/2016/5/10/chartex" xmlns:cx5="http://schemas.microsoft.com/office/drawing/2016/5/11/chartex" xmlns:cx6="http://schemas.microsoft.com/office/drawing/2016/5/12/chartex" xmlns:cx7="http://schemas.microsoft.com/office/drawing/2016/5/13/chartex" xmlns:cx8="http://schemas.microsoft.com/office/drawing/2016/5/14/chartex" xmlns:mc="http://schemas.openxmlformats.org/markup-compatibility/2006" xmlns:aink="http://schemas.microsoft.com/office/drawing/2016/ink" xmlns:am3d="http://schemas.microsoft.com/office/drawing/2017/model3d" xmlns:o="urn:schemas-microsoft-com:office:office" xmlns:r="http://schemas.openxmlformats.org/officeDocument/2006/relationships" xmlns:m="http://schemas.openxmlformats.org/officeDocument/2006/math" xmlns:v="urn:schemas-microsoft-com:vml" xmlns:wp14="http://schemas.microsoft.com/office/word/2010/wordprocessingDrawing" xmlns:wp="http://schemas.openxmlformats.org/drawingml/2006/wordprocessingDrawing" xmlns:w10="urn:schemas-microsoft-com:office:word" xmlns:w="http://schemas.openxmlformats.org/wordprocessingml/2006/main" xmlns:w14="http://schemas.microsoft.com/office/word/2010/wordml" xmlns:w15="http://schemas.microsoft.com/office/word/2012/wordml" xmlns:w16cex="http://schemas.microsoft.com/office/word/2018/wordml/cex" xmlns:w16cid="http://schemas.microsoft.com/office/word/2016/wordml/cid" xmlns:w16="http://schemas.microsoft.com/office/word/2018/wordml" xmlns:w16se="http://schemas.microsoft.com/office/word/2015/wordml/symex" xmlns:wpg="http://schemas.microsoft.com/office/word/2010/wordprocessingGroup" xmlns:wpi="http://schemas.microsoft.com/office/word/2010/wordprocessingInk" xmlns:wne="http://schemas.microsoft.com/office/word/2006/wordml" xmlns:wps="http://schemas.microsoft.com/office/word/2010/wordprocessingShape" mc:Ignorable="w14 w15 w16se w16cid w16 w16cex wp14">
+<w:endnotes xmlns:wpc="http://schemas.microsoft.com/office/word/2010/wordprocessingCanvas" xmlns:cx="http://schemas.microsoft.com/office/drawing/2014/chartex" xmlns:cx1="http://schemas.microsoft.com/office/drawing/2015/9/8/chartex" xmlns:cx2="http://schemas.microsoft.com/office/drawing/2015/10/21/chartex" xmlns:cx3="http://schemas.microsoft.com/office/drawing/2016/5/9/chartex" xmlns:cx4="http://schemas.microsoft.com/office/drawing/2016/5/10/chartex" xmlns:cx5="http://schemas.microsoft.com/office/drawing/2016/5/11/chartex" xmlns:cx6="http://schemas.microsoft.com/office/drawing/2016/5/12/chartex" xmlns:cx7="http://schemas.microsoft.com/office/drawing/2016/5/13/chartex" xmlns:cx8="http://schemas.microsoft.com/office/drawing/2016/5/14/chartex" xmlns:mc="http://schemas.openxmlformats.org/markup-compatibility/2006" xmlns:aink="http://schemas.microsoft.com/office/drawing/2016/ink" xmlns:am3d="http://schemas.microsoft.com/office/drawing/2017/model3d" xmlns:o="urn:schemas-microsoft-com:office:office" xmlns:r="http://schemas.openxmlformats.org/officeDocument/2006/relationships" xmlns:m="http://schemas.openxmlformats.org/officeDocument/2006/math" xmlns:v="urn:schemas-microsoft-com:vml" xmlns:wp14="http://schemas.microsoft.com/office/word/2010/wordprocessingDrawing" xmlns:wp="http://schemas.openxmlformats.org/drawingml/2006/wordprocessingDrawing" xmlns:w10="urn:schemas-microsoft-com:office:word" xmlns:w="http://schemas.openxmlformats.org/wordprocessingml/2006/main" xmlns:w14="http://schemas.microsoft.com/office/word/2010/wordml" xmlns:w15="http://schemas.microsoft.com/office/word/2012/wordml" xmlns:w16cex="http://schemas.microsoft.com/office/word/2018/wordml/cex" xmlns:w16cid="http://schemas.microsoft.com/office/word/2016/wordml/cid" xmlns:w16="http://schemas.microsoft.com/office/word/2018/wordml" xmlns:w16sdtdh="http://schemas.microsoft.com/office/word/2020/wordml/sdtdatahash" xmlns:w16se="http://schemas.microsoft.com/office/word/2015/wordml/symex" xmlns:wpg="http://schemas.microsoft.com/office/word/2010/wordprocessingGroup" xmlns:wpi="http://schemas.microsoft.com/office/word/2010/wordprocessingInk" xmlns:wne="http://schemas.microsoft.com/office/word/2006/wordml" xmlns:wps="http://schemas.microsoft.com/office/word/2010/wordprocessingShape" mc:Ignorable="w14 w15 w16se w16cid w16 w16cex w16sdtdh wp14">
   <w:endnote w:type="separator" w:id="-1">
     <w:p>
       <w:pPr>
@@ -18059,7 +17941,7 @@
 </file>
 
 <file path=word/footer1.xml><?xml version="1.0" encoding="utf-8"?>
-<w:ftr xmlns:wpc="http://schemas.microsoft.com/office/word/2010/wordprocessingCanvas" xmlns:cx="http://schemas.microsoft.com/office/drawing/2014/chartex" xmlns:cx1="http://schemas.microsoft.com/office/drawing/2015/9/8/chartex" xmlns:cx2="http://schemas.microsoft.com/office/drawing/2015/10/21/chartex" xmlns:cx3="http://schemas.microsoft.com/office/drawing/2016/5/9/chartex" xmlns:cx4="http://schemas.microsoft.com/office/drawing/2016/5/10/chartex" xmlns:cx5="http://schemas.microsoft.com/office/drawing/2016/5/11/chartex" xmlns:cx6="http://schemas.microsoft.com/office/drawing/2016/5/12/chartex" xmlns:cx7="http://schemas.microsoft.com/office/drawing/2016/5/13/chartex" xmlns:cx8="http://schemas.microsoft.com/office/drawing/2016/5/14/chartex" xmlns:mc="http://schemas.openxmlformats.org/markup-compatibility/2006" xmlns:aink="http://schemas.microsoft.com/office/drawing/2016/ink" xmlns:am3d="http://schemas.microsoft.com/office/drawing/2017/model3d" xmlns:o="urn:schemas-microsoft-com:office:office" xmlns:r="http://schemas.openxmlformats.org/officeDocument/2006/relationships" xmlns:m="http://schemas.openxmlformats.org/officeDocument/2006/math" xmlns:v="urn:schemas-microsoft-com:vml" xmlns:wp14="http://schemas.microsoft.com/office/word/2010/wordprocessingDrawing" xmlns:wp="http://schemas.openxmlformats.org/drawingml/2006/wordprocessingDrawing" xmlns:w10="urn:schemas-microsoft-com:office:word" xmlns:w="http://schemas.openxmlformats.org/wordprocessingml/2006/main" xmlns:w14="http://schemas.microsoft.com/office/word/2010/wordml" xmlns:w15="http://schemas.microsoft.com/office/word/2012/wordml" xmlns:w16cex="http://schemas.microsoft.com/office/word/2018/wordml/cex" xmlns:w16cid="http://schemas.microsoft.com/office/word/2016/wordml/cid" xmlns:w16="http://schemas.microsoft.com/office/word/2018/wordml" xmlns:w16se="http://schemas.microsoft.com/office/word/2015/wordml/symex" xmlns:wpg="http://schemas.microsoft.com/office/word/2010/wordprocessingGroup" xmlns:wpi="http://schemas.microsoft.com/office/word/2010/wordprocessingInk" xmlns:wne="http://schemas.microsoft.com/office/word/2006/wordml" xmlns:wps="http://schemas.microsoft.com/office/word/2010/wordprocessingShape" mc:Ignorable="w14 w15 w16se w16cid w16 w16cex wp14">
+<w:ftr xmlns:wpc="http://schemas.microsoft.com/office/word/2010/wordprocessingCanvas" xmlns:cx="http://schemas.microsoft.com/office/drawing/2014/chartex" xmlns:cx1="http://schemas.microsoft.com/office/drawing/2015/9/8/chartex" xmlns:cx2="http://schemas.microsoft.com/office/drawing/2015/10/21/chartex" xmlns:cx3="http://schemas.microsoft.com/office/drawing/2016/5/9/chartex" xmlns:cx4="http://schemas.microsoft.com/office/drawing/2016/5/10/chartex" xmlns:cx5="http://schemas.microsoft.com/office/drawing/2016/5/11/chartex" xmlns:cx6="http://schemas.microsoft.com/office/drawing/2016/5/12/chartex" xmlns:cx7="http://schemas.microsoft.com/office/drawing/2016/5/13/chartex" xmlns:cx8="http://schemas.microsoft.com/office/drawing/2016/5/14/chartex" xmlns:mc="http://schemas.openxmlformats.org/markup-compatibility/2006" xmlns:aink="http://schemas.microsoft.com/office/drawing/2016/ink" xmlns:am3d="http://schemas.microsoft.com/office/drawing/2017/model3d" xmlns:o="urn:schemas-microsoft-com:office:office" xmlns:r="http://schemas.openxmlformats.org/officeDocument/2006/relationships" xmlns:m="http://schemas.openxmlformats.org/officeDocument/2006/math" xmlns:v="urn:schemas-microsoft-com:vml" xmlns:wp14="http://schemas.microsoft.com/office/word/2010/wordprocessingDrawing" xmlns:wp="http://schemas.openxmlformats.org/drawingml/2006/wordprocessingDrawing" xmlns:w10="urn:schemas-microsoft-com:office:word" xmlns:w="http://schemas.openxmlformats.org/wordprocessingml/2006/main" xmlns:w14="http://schemas.microsoft.com/office/word/2010/wordml" xmlns:w15="http://schemas.microsoft.com/office/word/2012/wordml" xmlns:w16cex="http://schemas.microsoft.com/office/word/2018/wordml/cex" xmlns:w16cid="http://schemas.microsoft.com/office/word/2016/wordml/cid" xmlns:w16="http://schemas.microsoft.com/office/word/2018/wordml" xmlns:w16sdtdh="http://schemas.microsoft.com/office/word/2020/wordml/sdtdatahash" xmlns:w16se="http://schemas.microsoft.com/office/word/2015/wordml/symex" xmlns:wpg="http://schemas.microsoft.com/office/word/2010/wordprocessingGroup" xmlns:wpi="http://schemas.microsoft.com/office/word/2010/wordprocessingInk" xmlns:wne="http://schemas.microsoft.com/office/word/2006/wordml" xmlns:wps="http://schemas.microsoft.com/office/word/2010/wordprocessingShape" mc:Ignorable="w14 w15 w16se w16cid w16 w16cex w16sdtdh wp14">
   <w:sdt>
     <w:sdtPr>
       <w:id w:val="-1465197936"/>
@@ -18105,7 +17987,7 @@
 </file>
 
 <file path=word/footnotes.xml><?xml version="1.0" encoding="utf-8"?>
-<w:footnotes xmlns:wpc="http://schemas.microsoft.com/office/word/2010/wordprocessingCanvas" xmlns:cx="http://schemas.microsoft.com/office/drawing/2014/chartex" xmlns:cx1="http://schemas.microsoft.com/office/drawing/2015/9/8/chartex" xmlns:cx2="http://schemas.microsoft.com/office/drawing/2015/10/21/chartex" xmlns:cx3="http://schemas.microsoft.com/office/drawing/2016/5/9/chartex" xmlns:cx4="http://schemas.microsoft.com/office/drawing/2016/5/10/chartex" xmlns:cx5="http://schemas.microsoft.com/office/drawing/2016/5/11/chartex" xmlns:cx6="http://schemas.microsoft.com/office/drawing/2016/5/12/chartex" xmlns:cx7="http://schemas.microsoft.com/office/drawing/2016/5/13/chartex" xmlns:cx8="http://schemas.microsoft.com/office/drawing/2016/5/14/chartex" xmlns:mc="http://schemas.openxmlformats.org/markup-compatibility/2006" xmlns:aink="http://schemas.microsoft.com/office/drawing/2016/ink" xmlns:am3d="http://schemas.microsoft.com/office/drawing/2017/model3d" xmlns:o="urn:schemas-microsoft-com:office:office" xmlns:r="http://schemas.openxmlformats.org/officeDocument/2006/relationships" xmlns:m="http://schemas.openxmlformats.org/officeDocument/2006/math" xmlns:v="urn:schemas-microsoft-com:vml" xmlns:wp14="http://schemas.microsoft.com/office/word/2010/wordprocessingDrawing" xmlns:wp="http://schemas.openxmlformats.org/drawingml/2006/wordprocessingDrawing" xmlns:w10="urn:schemas-microsoft-com:office:word" xmlns:w="http://schemas.openxmlformats.org/wordprocessingml/2006/main" xmlns:w14="http://schemas.microsoft.com/office/word/2010/wordml" xmlns:w15="http://schemas.microsoft.com/office/word/2012/wordml" xmlns:w16cex="http://schemas.microsoft.com/office/word/2018/wordml/cex" xmlns:w16cid="http://schemas.microsoft.com/office/word/2016/wordml/cid" xmlns:w16="http://schemas.microsoft.com/office/word/2018/wordml" xmlns:w16se="http://schemas.microsoft.com/office/word/2015/wordml/symex" xmlns:wpg="http://schemas.microsoft.com/office/word/2010/wordprocessingGroup" xmlns:wpi="http://schemas.microsoft.com/office/word/2010/wordprocessingInk" xmlns:wne="http://schemas.microsoft.com/office/word/2006/wordml" xmlns:wps="http://schemas.microsoft.com/office/word/2010/wordprocessingShape" mc:Ignorable="w14 w15 w16se w16cid w16 w16cex wp14">
+<w:footnotes xmlns:wpc="http://schemas.microsoft.com/office/word/2010/wordprocessingCanvas" xmlns:cx="http://schemas.microsoft.com/office/drawing/2014/chartex" xmlns:cx1="http://schemas.microsoft.com/office/drawing/2015/9/8/chartex" xmlns:cx2="http://schemas.microsoft.com/office/drawing/2015/10/21/chartex" xmlns:cx3="http://schemas.microsoft.com/office/drawing/2016/5/9/chartex" xmlns:cx4="http://schemas.microsoft.com/office/drawing/2016/5/10/chartex" xmlns:cx5="http://schemas.microsoft.com/office/drawing/2016/5/11/chartex" xmlns:cx6="http://schemas.microsoft.com/office/drawing/2016/5/12/chartex" xmlns:cx7="http://schemas.microsoft.com/office/drawing/2016/5/13/chartex" xmlns:cx8="http://schemas.microsoft.com/office/drawing/2016/5/14/chartex" xmlns:mc="http://schemas.openxmlformats.org/markup-compatibility/2006" xmlns:aink="http://schemas.microsoft.com/office/drawing/2016/ink" xmlns:am3d="http://schemas.microsoft.com/office/drawing/2017/model3d" xmlns:o="urn:schemas-microsoft-com:office:office" xmlns:r="http://schemas.openxmlformats.org/officeDocument/2006/relationships" xmlns:m="http://schemas.openxmlformats.org/officeDocument/2006/math" xmlns:v="urn:schemas-microsoft-com:vml" xmlns:wp14="http://schemas.microsoft.com/office/word/2010/wordprocessingDrawing" xmlns:wp="http://schemas.openxmlformats.org/drawingml/2006/wordprocessingDrawing" xmlns:w10="urn:schemas-microsoft-com:office:word" xmlns:w="http://schemas.openxmlformats.org/wordprocessingml/2006/main" xmlns:w14="http://schemas.microsoft.com/office/word/2010/wordml" xmlns:w15="http://schemas.microsoft.com/office/word/2012/wordml" xmlns:w16cex="http://schemas.microsoft.com/office/word/2018/wordml/cex" xmlns:w16cid="http://schemas.microsoft.com/office/word/2016/wordml/cid" xmlns:w16="http://schemas.microsoft.com/office/word/2018/wordml" xmlns:w16sdtdh="http://schemas.microsoft.com/office/word/2020/wordml/sdtdatahash" xmlns:w16se="http://schemas.microsoft.com/office/word/2015/wordml/symex" xmlns:wpg="http://schemas.microsoft.com/office/word/2010/wordprocessingGroup" xmlns:wpi="http://schemas.microsoft.com/office/word/2010/wordprocessingInk" xmlns:wne="http://schemas.microsoft.com/office/word/2006/wordml" xmlns:wps="http://schemas.microsoft.com/office/word/2010/wordprocessingShape" mc:Ignorable="w14 w15 w16se w16cid w16 w16cex w16sdtdh wp14">
   <w:footnote w:type="separator" w:id="-1">
     <w:p>
       <w:pPr>
@@ -18130,7 +18012,7 @@
 </file>
 
 <file path=word/header1.xml><?xml version="1.0" encoding="utf-8"?>
-<w:hdr xmlns:wpc="http://schemas.microsoft.com/office/word/2010/wordprocessingCanvas" xmlns:cx="http://schemas.microsoft.com/office/drawing/2014/chartex" xmlns:cx1="http://schemas.microsoft.com/office/drawing/2015/9/8/chartex" xmlns:cx2="http://schemas.microsoft.com/office/drawing/2015/10/21/chartex" xmlns:cx3="http://schemas.microsoft.com/office/drawing/2016/5/9/chartex" xmlns:cx4="http://schemas.microsoft.com/office/drawing/2016/5/10/chartex" xmlns:cx5="http://schemas.microsoft.com/office/drawing/2016/5/11/chartex" xmlns:cx6="http://schemas.microsoft.com/office/drawing/2016/5/12/chartex" xmlns:cx7="http://schemas.microsoft.com/office/drawing/2016/5/13/chartex" xmlns:cx8="http://schemas.microsoft.com/office/drawing/2016/5/14/chartex" xmlns:mc="http://schemas.openxmlformats.org/markup-compatibility/2006" xmlns:aink="http://schemas.microsoft.com/office/drawing/2016/ink" xmlns:am3d="http://schemas.microsoft.com/office/drawing/2017/model3d" xmlns:o="urn:schemas-microsoft-com:office:office" xmlns:r="http://schemas.openxmlformats.org/officeDocument/2006/relationships" xmlns:m="http://schemas.openxmlformats.org/officeDocument/2006/math" xmlns:v="urn:schemas-microsoft-com:vml" xmlns:wp14="http://schemas.microsoft.com/office/word/2010/wordprocessingDrawing" xmlns:wp="http://schemas.openxmlformats.org/drawingml/2006/wordprocessingDrawing" xmlns:w10="urn:schemas-microsoft-com:office:word" xmlns:w="http://schemas.openxmlformats.org/wordprocessingml/2006/main" xmlns:w14="http://schemas.microsoft.com/office/word/2010/wordml" xmlns:w15="http://schemas.microsoft.com/office/word/2012/wordml" xmlns:w16cex="http://schemas.microsoft.com/office/word/2018/wordml/cex" xmlns:w16cid="http://schemas.microsoft.com/office/word/2016/wordml/cid" xmlns:w16="http://schemas.microsoft.com/office/word/2018/wordml" xmlns:w16se="http://schemas.microsoft.com/office/word/2015/wordml/symex" xmlns:wpg="http://schemas.microsoft.com/office/word/2010/wordprocessingGroup" xmlns:wpi="http://schemas.microsoft.com/office/word/2010/wordprocessingInk" xmlns:wne="http://schemas.microsoft.com/office/word/2006/wordml" xmlns:wps="http://schemas.microsoft.com/office/word/2010/wordprocessingShape" mc:Ignorable="w14 w15 w16se w16cid w16 w16cex wp14">
+<w:hdr xmlns:wpc="http://schemas.microsoft.com/office/word/2010/wordprocessingCanvas" xmlns:cx="http://schemas.microsoft.com/office/drawing/2014/chartex" xmlns:cx1="http://schemas.microsoft.com/office/drawing/2015/9/8/chartex" xmlns:cx2="http://schemas.microsoft.com/office/drawing/2015/10/21/chartex" xmlns:cx3="http://schemas.microsoft.com/office/drawing/2016/5/9/chartex" xmlns:cx4="http://schemas.microsoft.com/office/drawing/2016/5/10/chartex" xmlns:cx5="http://schemas.microsoft.com/office/drawing/2016/5/11/chartex" xmlns:cx6="http://schemas.microsoft.com/office/drawing/2016/5/12/chartex" xmlns:cx7="http://schemas.microsoft.com/office/drawing/2016/5/13/chartex" xmlns:cx8="http://schemas.microsoft.com/office/drawing/2016/5/14/chartex" xmlns:mc="http://schemas.openxmlformats.org/markup-compatibility/2006" xmlns:aink="http://schemas.microsoft.com/office/drawing/2016/ink" xmlns:am3d="http://schemas.microsoft.com/office/drawing/2017/model3d" xmlns:o="urn:schemas-microsoft-com:office:office" xmlns:r="http://schemas.openxmlformats.org/officeDocument/2006/relationships" xmlns:m="http://schemas.openxmlformats.org/officeDocument/2006/math" xmlns:v="urn:schemas-microsoft-com:vml" xmlns:wp14="http://schemas.microsoft.com/office/word/2010/wordprocessingDrawing" xmlns:wp="http://schemas.openxmlformats.org/drawingml/2006/wordprocessingDrawing" xmlns:w10="urn:schemas-microsoft-com:office:word" xmlns:w="http://schemas.openxmlformats.org/wordprocessingml/2006/main" xmlns:w14="http://schemas.microsoft.com/office/word/2010/wordml" xmlns:w15="http://schemas.microsoft.com/office/word/2012/wordml" xmlns:w16cex="http://schemas.microsoft.com/office/word/2018/wordml/cex" xmlns:w16cid="http://schemas.microsoft.com/office/word/2016/wordml/cid" xmlns:w16="http://schemas.microsoft.com/office/word/2018/wordml" xmlns:w16sdtdh="http://schemas.microsoft.com/office/word/2020/wordml/sdtdatahash" xmlns:w16se="http://schemas.microsoft.com/office/word/2015/wordml/symex" xmlns:wpg="http://schemas.microsoft.com/office/word/2010/wordprocessingGroup" xmlns:wpi="http://schemas.microsoft.com/office/word/2010/wordprocessingInk" xmlns:wne="http://schemas.microsoft.com/office/word/2006/wordml" xmlns:wps="http://schemas.microsoft.com/office/word/2010/wordprocessingShape" mc:Ignorable="w14 w15 w16se w16cid w16 w16cex w16sdtdh wp14">
   <w:p>
     <w:pPr>
       <w:pStyle w:val="Encabezado"/>
@@ -18216,7 +18098,7 @@
 </file>
 
 <file path=word/numbering.xml><?xml version="1.0" encoding="utf-8"?>
-<w:numbering xmlns:wpc="http://schemas.microsoft.com/office/word/2010/wordprocessingCanvas" xmlns:cx="http://schemas.microsoft.com/office/drawing/2014/chartex" xmlns:cx1="http://schemas.microsoft.com/office/drawing/2015/9/8/chartex" xmlns:cx2="http://schemas.microsoft.com/office/drawing/2015/10/21/chartex" xmlns:cx3="http://schemas.microsoft.com/office/drawing/2016/5/9/chartex" xmlns:cx4="http://schemas.microsoft.com/office/drawing/2016/5/10/chartex" xmlns:cx5="http://schemas.microsoft.com/office/drawing/2016/5/11/chartex" xmlns:cx6="http://schemas.microsoft.com/office/drawing/2016/5/12/chartex" xmlns:cx7="http://schemas.microsoft.com/office/drawing/2016/5/13/chartex" xmlns:cx8="http://schemas.microsoft.com/office/drawing/2016/5/14/chartex" xmlns:mc="http://schemas.openxmlformats.org/markup-compatibility/2006" xmlns:aink="http://schemas.microsoft.com/office/drawing/2016/ink" xmlns:am3d="http://schemas.microsoft.com/office/drawing/2017/model3d" xmlns:o="urn:schemas-microsoft-com:office:office" xmlns:r="http://schemas.openxmlformats.org/officeDocument/2006/relationships" xmlns:m="http://schemas.openxmlformats.org/officeDocument/2006/math" xmlns:v="urn:schemas-microsoft-com:vml" xmlns:wp14="http://schemas.microsoft.com/office/word/2010/wordprocessingDrawing" xmlns:wp="http://schemas.openxmlformats.org/drawingml/2006/wordprocessingDrawing" xmlns:w10="urn:schemas-microsoft-com:office:word" xmlns:w="http://schemas.openxmlformats.org/wordprocessingml/2006/main" xmlns:w14="http://schemas.microsoft.com/office/word/2010/wordml" xmlns:w15="http://schemas.microsoft.com/office/word/2012/wordml" xmlns:w16cex="http://schemas.microsoft.com/office/word/2018/wordml/cex" xmlns:w16cid="http://schemas.microsoft.com/office/word/2016/wordml/cid" xmlns:w16="http://schemas.microsoft.com/office/word/2018/wordml" xmlns:w16se="http://schemas.microsoft.com/office/word/2015/wordml/symex" xmlns:wpg="http://schemas.microsoft.com/office/word/2010/wordprocessingGroup" xmlns:wpi="http://schemas.microsoft.com/office/word/2010/wordprocessingInk" xmlns:wne="http://schemas.microsoft.com/office/word/2006/wordml" xmlns:wps="http://schemas.microsoft.com/office/word/2010/wordprocessingShape" mc:Ignorable="w14 w15 w16se w16cid w16 w16cex wp14">
+<w:numbering xmlns:wpc="http://schemas.microsoft.com/office/word/2010/wordprocessingCanvas" xmlns:cx="http://schemas.microsoft.com/office/drawing/2014/chartex" xmlns:cx1="http://schemas.microsoft.com/office/drawing/2015/9/8/chartex" xmlns:cx2="http://schemas.microsoft.com/office/drawing/2015/10/21/chartex" xmlns:cx3="http://schemas.microsoft.com/office/drawing/2016/5/9/chartex" xmlns:cx4="http://schemas.microsoft.com/office/drawing/2016/5/10/chartex" xmlns:cx5="http://schemas.microsoft.com/office/drawing/2016/5/11/chartex" xmlns:cx6="http://schemas.microsoft.com/office/drawing/2016/5/12/chartex" xmlns:cx7="http://schemas.microsoft.com/office/drawing/2016/5/13/chartex" xmlns:cx8="http://schemas.microsoft.com/office/drawing/2016/5/14/chartex" xmlns:mc="http://schemas.openxmlformats.org/markup-compatibility/2006" xmlns:aink="http://schemas.microsoft.com/office/drawing/2016/ink" xmlns:am3d="http://schemas.microsoft.com/office/drawing/2017/model3d" xmlns:o="urn:schemas-microsoft-com:office:office" xmlns:r="http://schemas.openxmlformats.org/officeDocument/2006/relationships" xmlns:m="http://schemas.openxmlformats.org/officeDocument/2006/math" xmlns:v="urn:schemas-microsoft-com:vml" xmlns:wp14="http://schemas.microsoft.com/office/word/2010/wordprocessingDrawing" xmlns:wp="http://schemas.openxmlformats.org/drawingml/2006/wordprocessingDrawing" xmlns:w10="urn:schemas-microsoft-com:office:word" xmlns:w="http://schemas.openxmlformats.org/wordprocessingml/2006/main" xmlns:w14="http://schemas.microsoft.com/office/word/2010/wordml" xmlns:w15="http://schemas.microsoft.com/office/word/2012/wordml" xmlns:w16cex="http://schemas.microsoft.com/office/word/2018/wordml/cex" xmlns:w16cid="http://schemas.microsoft.com/office/word/2016/wordml/cid" xmlns:w16="http://schemas.microsoft.com/office/word/2018/wordml" xmlns:w16sdtdh="http://schemas.microsoft.com/office/word/2020/wordml/sdtdatahash" xmlns:w16se="http://schemas.microsoft.com/office/word/2015/wordml/symex" xmlns:wpg="http://schemas.microsoft.com/office/word/2010/wordprocessingGroup" xmlns:wpi="http://schemas.microsoft.com/office/word/2010/wordprocessingInk" xmlns:wne="http://schemas.microsoft.com/office/word/2006/wordml" xmlns:wps="http://schemas.microsoft.com/office/word/2010/wordprocessingShape" mc:Ignorable="w14 w15 w16se w16cid w16 w16cex w16sdtdh wp14">
   <w:abstractNum w:abstractNumId="0" w15:restartNumberingAfterBreak="0">
     <w:nsid w:val="FFFFFF89"/>
     <w:multiLevelType w:val="singleLevel"/>
@@ -21942,7 +21824,7 @@
 </file>
 
 <file path=word/styles.xml><?xml version="1.0" encoding="utf-8"?>
-<w:styles xmlns:mc="http://schemas.openxmlformats.org/markup-compatibility/2006" xmlns:r="http://schemas.openxmlformats.org/officeDocument/2006/relationships" xmlns:w="http://schemas.openxmlformats.org/wordprocessingml/2006/main" xmlns:w14="http://schemas.microsoft.com/office/word/2010/wordml" xmlns:w15="http://schemas.microsoft.com/office/word/2012/wordml" xmlns:w16cex="http://schemas.microsoft.com/office/word/2018/wordml/cex" xmlns:w16cid="http://schemas.microsoft.com/office/word/2016/wordml/cid" xmlns:w16="http://schemas.microsoft.com/office/word/2018/wordml" xmlns:w16se="http://schemas.microsoft.com/office/word/2015/wordml/symex" mc:Ignorable="w14 w15 w16se w16cid w16 w16cex">
+<w:styles xmlns:mc="http://schemas.openxmlformats.org/markup-compatibility/2006" xmlns:r="http://schemas.openxmlformats.org/officeDocument/2006/relationships" xmlns:w="http://schemas.openxmlformats.org/wordprocessingml/2006/main" xmlns:w14="http://schemas.microsoft.com/office/word/2010/wordml" xmlns:w15="http://schemas.microsoft.com/office/word/2012/wordml" xmlns:w16cex="http://schemas.microsoft.com/office/word/2018/wordml/cex" xmlns:w16cid="http://schemas.microsoft.com/office/word/2016/wordml/cid" xmlns:w16="http://schemas.microsoft.com/office/word/2018/wordml" xmlns:w16sdtdh="http://schemas.microsoft.com/office/word/2020/wordml/sdtdatahash" xmlns:w16se="http://schemas.microsoft.com/office/word/2015/wordml/symex" mc:Ignorable="w14 w15 w16se w16cid w16 w16cex w16sdtdh">
   <w:docDefaults>
     <w:rPrDefault>
       <w:rPr>
@@ -23875,30 +23757,6 @@
 </file>
 
 <file path=customXml/item1.xml><?xml version="1.0" encoding="utf-8"?>
-<?mso-contentType ?>
-<FormTemplates xmlns="http://schemas.microsoft.com/sharepoint/v3/contenttype/forms">
-  <Display>DocumentLibraryForm</Display>
-  <Edit>DocumentLibraryForm</Edit>
-  <New>DocumentLibraryForm</New>
-</FormTemplates>
-</file>
-
-<file path=customXml/item2.xml><?xml version="1.0" encoding="utf-8"?>
-<b:Sources xmlns:b="http://schemas.openxmlformats.org/officeDocument/2006/bibliography" xmlns="http://schemas.openxmlformats.org/officeDocument/2006/bibliography" SelectedStyle="\APASixthEditionOfficeOnline.xsl" StyleName="APA" Version="6"/>
-</file>
-
-<file path=customXml/item3.xml><?xml version="1.0" encoding="utf-8"?>
-<p:properties xmlns:p="http://schemas.microsoft.com/office/2006/metadata/properties" xmlns:xsi="http://www.w3.org/2001/XMLSchema-instance" xmlns:pc="http://schemas.microsoft.com/office/infopath/2007/PartnerControls">
-  <documentManagement>
-    <TaxCatchAll xmlns="13c90a0b-73bc-4dc0-be5f-28d77b615beb" xsi:nil="true"/>
-    <lcf76f155ced4ddcb4097134ff3c332f xmlns="13c93bba-48ce-428c-bfe5-88b42c19b028">
-      <Terms xmlns="http://schemas.microsoft.com/office/infopath/2007/PartnerControls"/>
-    </lcf76f155ced4ddcb4097134ff3c332f>
-  </documentManagement>
-</p:properties>
-</file>
-
-<file path=customXml/item4.xml><?xml version="1.0" encoding="utf-8"?>
 <ct:contentTypeSchema xmlns:ct="http://schemas.microsoft.com/office/2006/metadata/contentType" xmlns:ma="http://schemas.microsoft.com/office/2006/metadata/properties/metaAttributes" ct:_="" ma:_="" ma:contentTypeName="Documento" ma:contentTypeID="0x0101006A81D6BD42E8DF4C91013959704817E1" ma:contentTypeVersion="15" ma:contentTypeDescription="Crear nuevo documento." ma:contentTypeScope="" ma:versionID="bf4f72ffd194f0963ff564daca6869f7">
   <xsd:schema xmlns:xsd="http://www.w3.org/2001/XMLSchema" xmlns:xs="http://www.w3.org/2001/XMLSchema" xmlns:p="http://schemas.microsoft.com/office/2006/metadata/properties" xmlns:ns2="13c90a0b-73bc-4dc0-be5f-28d77b615beb" xmlns:ns3="13c93bba-48ce-428c-bfe5-88b42c19b028" targetNamespace="http://schemas.microsoft.com/office/2006/metadata/properties" ma:root="true" ma:fieldsID="8718d6f4873a5b1392a45044efa78385" ns2:_="" ns3:_="">
     <xsd:import namespace="13c90a0b-73bc-4dc0-be5f-28d77b615beb"/>
@@ -24133,34 +23991,31 @@
 </ct:contentTypeSchema>
 </file>
 
-<file path=customXml/itemProps1.xml><?xml version="1.0" encoding="utf-8"?>
-<ds:datastoreItem xmlns:ds="http://schemas.openxmlformats.org/officeDocument/2006/customXml" ds:itemID="{10663269-2064-4804-8290-36D4A57F5557}">
-  <ds:schemaRefs>
-    <ds:schemaRef ds:uri="http://schemas.microsoft.com/sharepoint/v3/contenttype/forms"/>
-  </ds:schemaRefs>
-</ds:datastoreItem>
+<file path=customXml/item2.xml><?xml version="1.0" encoding="utf-8"?>
+<p:properties xmlns:p="http://schemas.microsoft.com/office/2006/metadata/properties" xmlns:xsi="http://www.w3.org/2001/XMLSchema-instance" xmlns:pc="http://schemas.microsoft.com/office/infopath/2007/PartnerControls">
+  <documentManagement>
+    <TaxCatchAll xmlns="13c90a0b-73bc-4dc0-be5f-28d77b615beb" xsi:nil="true"/>
+    <lcf76f155ced4ddcb4097134ff3c332f xmlns="13c93bba-48ce-428c-bfe5-88b42c19b028">
+      <Terms xmlns="http://schemas.microsoft.com/office/infopath/2007/PartnerControls"/>
+    </lcf76f155ced4ddcb4097134ff3c332f>
+  </documentManagement>
+</p:properties>
 </file>
 
-<file path=customXml/itemProps2.xml><?xml version="1.0" encoding="utf-8"?>
-<ds:datastoreItem xmlns:ds="http://schemas.openxmlformats.org/officeDocument/2006/customXml" ds:itemID="{2D2B5832-E448-44FA-9BA7-4210E2303E31}">
-  <ds:schemaRefs>
-    <ds:schemaRef ds:uri="http://schemas.openxmlformats.org/officeDocument/2006/bibliography"/>
-  </ds:schemaRefs>
-</ds:datastoreItem>
+<file path=customXml/item3.xml><?xml version="1.0" encoding="utf-8"?>
+<b:Sources xmlns:b="http://schemas.openxmlformats.org/officeDocument/2006/bibliography" xmlns="http://schemas.openxmlformats.org/officeDocument/2006/bibliography" SelectedStyle="\APASixthEditionOfficeOnline.xsl" StyleName="APA" Version="6"/>
 </file>
 
-<file path=customXml/itemProps3.xml><?xml version="1.0" encoding="utf-8"?>
-<ds:datastoreItem xmlns:ds="http://schemas.openxmlformats.org/officeDocument/2006/customXml" ds:itemID="{1279454D-02BE-4A9C-A117-DCD1573E2608}">
-  <ds:schemaRefs>
-    <ds:schemaRef ds:uri="http://schemas.microsoft.com/office/2006/metadata/properties"/>
-    <ds:schemaRef ds:uri="http://schemas.microsoft.com/office/infopath/2007/PartnerControls"/>
-    <ds:schemaRef ds:uri="13c90a0b-73bc-4dc0-be5f-28d77b615beb"/>
-    <ds:schemaRef ds:uri="13c93bba-48ce-428c-bfe5-88b42c19b028"/>
-  </ds:schemaRefs>
-</ds:datastoreItem>
+<file path=customXml/item4.xml><?xml version="1.0" encoding="utf-8"?>
+<?mso-contentType ?>
+<FormTemplates xmlns="http://schemas.microsoft.com/sharepoint/v3/contenttype/forms">
+  <Display>DocumentLibraryForm</Display>
+  <Edit>DocumentLibraryForm</Edit>
+  <New>DocumentLibraryForm</New>
+</FormTemplates>
 </file>
 
-<file path=customXml/itemProps4.xml><?xml version="1.0" encoding="utf-8"?>
+<file path=customXml/itemProps1.xml><?xml version="1.0" encoding="utf-8"?>
 <ds:datastoreItem xmlns:ds="http://schemas.openxmlformats.org/officeDocument/2006/customXml" ds:itemID="{59065960-E0CA-4804-83B5-320CBCDCC160}">
   <ds:schemaRefs>
     <ds:schemaRef ds:uri="http://schemas.microsoft.com/office/2006/metadata/contentType"/>
@@ -24177,4 +24032,31 @@
     <ds:schemaRef ds:uri="http://schemas.microsoft.com/internal/obd"/>
   </ds:schemaRefs>
 </ds:datastoreItem>
+</file>
+
+<file path=customXml/itemProps2.xml><?xml version="1.0" encoding="utf-8"?>
+<ds:datastoreItem xmlns:ds="http://schemas.openxmlformats.org/officeDocument/2006/customXml" ds:itemID="{1279454D-02BE-4A9C-A117-DCD1573E2608}">
+  <ds:schemaRefs>
+    <ds:schemaRef ds:uri="http://schemas.microsoft.com/office/2006/metadata/properties"/>
+    <ds:schemaRef ds:uri="http://schemas.microsoft.com/office/infopath/2007/PartnerControls"/>
+    <ds:schemaRef ds:uri="13c90a0b-73bc-4dc0-be5f-28d77b615beb"/>
+    <ds:schemaRef ds:uri="13c93bba-48ce-428c-bfe5-88b42c19b028"/>
+  </ds:schemaRefs>
+</ds:datastoreItem>
+</file>
+
+<file path=customXml/itemProps3.xml><?xml version="1.0" encoding="utf-8"?>
+<ds:datastoreItem xmlns:ds="http://schemas.openxmlformats.org/officeDocument/2006/customXml" ds:itemID="{2D2B5832-E448-44FA-9BA7-4210E2303E31}">
+  <ds:schemaRefs>
+    <ds:schemaRef ds:uri="http://schemas.openxmlformats.org/officeDocument/2006/bibliography"/>
+  </ds:schemaRefs>
+</ds:datastoreItem>
+</file>
+
+<file path=customXml/itemProps4.xml><?xml version="1.0" encoding="utf-8"?>
+<ds:datastoreItem xmlns:ds="http://schemas.openxmlformats.org/officeDocument/2006/customXml" ds:itemID="{10663269-2064-4804-8290-36D4A57F5557}">
+  <ds:schemaRefs>
+    <ds:schemaRef ds:uri="http://schemas.microsoft.com/sharepoint/v3/contenttype/forms"/>
+  </ds:schemaRefs>
+</ds:datastoreItem>
 </file>
--- a/fuentes/21730226_CF02_CFA.docx
+++ b/fuentes/21730226_CF02_CFA.docx
@@ -587,7 +587,7 @@
           <w:r>
             <w:fldChar w:fldCharType="separate"/>
           </w:r>
-          <w:hyperlink w:anchor="_Toc239926942" w:history="1">
+          <w:hyperlink w:anchor="_Toc240875603" w:history="1">
             <w:r>
               <w:rPr>
                 <w:rStyle w:val="Hipervnculo"/>
@@ -614,7 +614,7 @@
                 <w:noProof/>
                 <w:webHidden/>
               </w:rPr>
-              <w:instrText xml:space="preserve"> PAGEREF _Toc239926942 \h </w:instrText>
+              <w:instrText xml:space="preserve"> PAGEREF _Toc240875603 \h </w:instrText>
             </w:r>
             <w:r>
               <w:rPr>
@@ -660,7 +660,7 @@
               <w14:ligatures w14:val="none"/>
             </w:rPr>
           </w:pPr>
-          <w:hyperlink w:anchor="_Toc239926943" w:history="1">
+          <w:hyperlink w:anchor="_Toc240875604" w:history="1">
             <w:r>
               <w:rPr>
                 <w:rStyle w:val="Hipervnculo"/>
@@ -687,7 +687,7 @@
                 <w:noProof/>
                 <w:webHidden/>
               </w:rPr>
-              <w:instrText xml:space="preserve"> PAGEREF _Toc239926943 \h </w:instrText>
+              <w:instrText xml:space="preserve"> PAGEREF _Toc240875604 \h </w:instrText>
             </w:r>
             <w:r>
               <w:rPr>
@@ -733,18 +733,20 @@
               <w14:ligatures w14:val="none"/>
             </w:rPr>
           </w:pPr>
-          <w:hyperlink w:anchor="_Toc239926944" w:history="1">
+          <w:hyperlink w:anchor="_Toc240875605" w:history="1">
             <w:r>
               <w:rPr>
                 <w:rStyle w:val="Hipervnculo"/>
                 <w:noProof/>
               </w:rPr>
-              <w:t xml:space="preserve">1.1. Parámetros generales de </w:t>
-            </w:r>
-            <w:r>
-              <w:rPr>
-                <w:rStyle w:val="Extranjerismo"/>
+              <w:t xml:space="preserve">1.1. Parámetros generales del </w:t>
+            </w:r>
+            <w:r>
+              <w:rPr>
+                <w:rStyle w:val="Hipervnculo"/>
                 <w:noProof/>
+                <w:spacing w:val="20"/>
+                <w:lang w:val="en-US"/>
               </w:rPr>
               <w:t>chatbot</w:t>
             </w:r>
@@ -767,7 +769,7 @@
                 <w:noProof/>
                 <w:webHidden/>
               </w:rPr>
-              <w:instrText xml:space="preserve"> PAGEREF _Toc239926944 \h </w:instrText>
+              <w:instrText xml:space="preserve"> PAGEREF _Toc240875605 \h </w:instrText>
             </w:r>
             <w:r>
               <w:rPr>
@@ -813,7 +815,7 @@
               <w14:ligatures w14:val="none"/>
             </w:rPr>
           </w:pPr>
-          <w:hyperlink w:anchor="_Toc239926945" w:history="1">
+          <w:hyperlink w:anchor="_Toc240875606" w:history="1">
             <w:r>
               <w:rPr>
                 <w:rStyle w:val="Hipervnculo"/>
@@ -840,7 +842,7 @@
                 <w:noProof/>
                 <w:webHidden/>
               </w:rPr>
-              <w:instrText xml:space="preserve"> PAGEREF _Toc239926945 \h </w:instrText>
+              <w:instrText xml:space="preserve"> PAGEREF _Toc240875606 \h </w:instrText>
             </w:r>
             <w:r>
               <w:rPr>
@@ -886,7 +888,7 @@
               <w14:ligatures w14:val="none"/>
             </w:rPr>
           </w:pPr>
-          <w:hyperlink w:anchor="_Toc239926946" w:history="1">
+          <w:hyperlink w:anchor="_Toc240875607" w:history="1">
             <w:r>
               <w:rPr>
                 <w:rStyle w:val="Hipervnculo"/>
@@ -913,7 +915,7 @@
                 <w:noProof/>
                 <w:webHidden/>
               </w:rPr>
-              <w:instrText xml:space="preserve"> PAGEREF _Toc239926946 \h </w:instrText>
+              <w:instrText xml:space="preserve"> PAGEREF _Toc240875607 \h </w:instrText>
             </w:r>
             <w:r>
               <w:rPr>
@@ -959,7 +961,7 @@
               <w14:ligatures w14:val="none"/>
             </w:rPr>
           </w:pPr>
-          <w:hyperlink w:anchor="_Toc239926947" w:history="1">
+          <w:hyperlink w:anchor="_Toc240875608" w:history="1">
             <w:r>
               <w:rPr>
                 <w:rStyle w:val="Hipervnculo"/>
@@ -986,7 +988,7 @@
                 <w:noProof/>
                 <w:webHidden/>
               </w:rPr>
-              <w:instrText xml:space="preserve"> PAGEREF _Toc239926947 \h </w:instrText>
+              <w:instrText xml:space="preserve"> PAGEREF _Toc240875608 \h </w:instrText>
             </w:r>
             <w:r>
               <w:rPr>
@@ -1032,7 +1034,7 @@
               <w14:ligatures w14:val="none"/>
             </w:rPr>
           </w:pPr>
-          <w:hyperlink w:anchor="_Toc239926948" w:history="1">
+          <w:hyperlink w:anchor="_Toc240875609" w:history="1">
             <w:r>
               <w:rPr>
                 <w:rStyle w:val="Hipervnculo"/>
@@ -1059,7 +1061,7 @@
                 <w:noProof/>
                 <w:webHidden/>
               </w:rPr>
-              <w:instrText xml:space="preserve"> PAGEREF _Toc239926948 \h </w:instrText>
+              <w:instrText xml:space="preserve"> PAGEREF _Toc240875609 \h </w:instrText>
             </w:r>
             <w:r>
               <w:rPr>
@@ -1105,7 +1107,7 @@
               <w14:ligatures w14:val="none"/>
             </w:rPr>
           </w:pPr>
-          <w:hyperlink w:anchor="_Toc239926949" w:history="1">
+          <w:hyperlink w:anchor="_Toc240875610" w:history="1">
             <w:r>
               <w:rPr>
                 <w:rStyle w:val="Hipervnculo"/>
@@ -1115,8 +1117,10 @@
             </w:r>
             <w:r>
               <w:rPr>
-                <w:rStyle w:val="Extranjerismo"/>
+                <w:rStyle w:val="Hipervnculo"/>
                 <w:noProof/>
+                <w:spacing w:val="20"/>
+                <w:lang w:val="en-US"/>
               </w:rPr>
               <w:t>chatbot</w:t>
             </w:r>
@@ -1139,7 +1143,7 @@
                 <w:noProof/>
                 <w:webHidden/>
               </w:rPr>
-              <w:instrText xml:space="preserve"> PAGEREF _Toc239926949 \h </w:instrText>
+              <w:instrText xml:space="preserve"> PAGEREF _Toc240875610 \h </w:instrText>
             </w:r>
             <w:r>
               <w:rPr>
@@ -1185,7 +1189,7 @@
               <w14:ligatures w14:val="none"/>
             </w:rPr>
           </w:pPr>
-          <w:hyperlink w:anchor="_Toc239926950" w:history="1">
+          <w:hyperlink w:anchor="_Toc240875611" w:history="1">
             <w:r>
               <w:rPr>
                 <w:rStyle w:val="Hipervnculo"/>
@@ -1212,7 +1216,7 @@
                 <w:noProof/>
                 <w:webHidden/>
               </w:rPr>
-              <w:instrText xml:space="preserve"> PAGEREF _Toc239926950 \h </w:instrText>
+              <w:instrText xml:space="preserve"> PAGEREF _Toc240875611 \h </w:instrText>
             </w:r>
             <w:r>
               <w:rPr>
@@ -1258,7 +1262,7 @@
               <w14:ligatures w14:val="none"/>
             </w:rPr>
           </w:pPr>
-          <w:hyperlink w:anchor="_Toc239926951" w:history="1">
+          <w:hyperlink w:anchor="_Toc240875612" w:history="1">
             <w:r>
               <w:rPr>
                 <w:rStyle w:val="Hipervnculo"/>
@@ -1285,7 +1289,7 @@
                 <w:noProof/>
                 <w:webHidden/>
               </w:rPr>
-              <w:instrText xml:space="preserve"> PAGEREF _Toc239926951 \h </w:instrText>
+              <w:instrText xml:space="preserve"> PAGEREF _Toc240875612 \h </w:instrText>
             </w:r>
             <w:r>
               <w:rPr>
@@ -1331,7 +1335,7 @@
               <w14:ligatures w14:val="none"/>
             </w:rPr>
           </w:pPr>
-          <w:hyperlink w:anchor="_Toc239926952" w:history="1">
+          <w:hyperlink w:anchor="_Toc240875613" w:history="1">
             <w:r>
               <w:rPr>
                 <w:rStyle w:val="Hipervnculo"/>
@@ -1358,7 +1362,7 @@
                 <w:noProof/>
                 <w:webHidden/>
               </w:rPr>
-              <w:instrText xml:space="preserve"> PAGEREF _Toc239926952 \h </w:instrText>
+              <w:instrText xml:space="preserve"> PAGEREF _Toc240875613 \h </w:instrText>
             </w:r>
             <w:r>
               <w:rPr>
@@ -1404,7 +1408,7 @@
               <w14:ligatures w14:val="none"/>
             </w:rPr>
           </w:pPr>
-          <w:hyperlink w:anchor="_Toc239926953" w:history="1">
+          <w:hyperlink w:anchor="_Toc240875614" w:history="1">
             <w:r>
               <w:rPr>
                 <w:rStyle w:val="Hipervnculo"/>
@@ -1431,7 +1435,7 @@
                 <w:noProof/>
                 <w:webHidden/>
               </w:rPr>
-              <w:instrText xml:space="preserve"> PAGEREF _Toc239926953 \h </w:instrText>
+              <w:instrText xml:space="preserve"> PAGEREF _Toc240875614 \h </w:instrText>
             </w:r>
             <w:r>
               <w:rPr>
@@ -1477,7 +1481,7 @@
               <w14:ligatures w14:val="none"/>
             </w:rPr>
           </w:pPr>
-          <w:hyperlink w:anchor="_Toc239926954" w:history="1">
+          <w:hyperlink w:anchor="_Toc240875615" w:history="1">
             <w:r>
               <w:rPr>
                 <w:rStyle w:val="Hipervnculo"/>
@@ -1487,8 +1491,10 @@
             </w:r>
             <w:r>
               <w:rPr>
-                <w:rStyle w:val="Extranjerismo"/>
+                <w:rStyle w:val="Hipervnculo"/>
                 <w:noProof/>
+                <w:spacing w:val="20"/>
+                <w:lang w:val="en-US"/>
               </w:rPr>
               <w:t>chatbot</w:t>
             </w:r>
@@ -1511,7 +1517,7 @@
                 <w:noProof/>
                 <w:webHidden/>
               </w:rPr>
-              <w:instrText xml:space="preserve"> PAGEREF _Toc239926954 \h </w:instrText>
+              <w:instrText xml:space="preserve"> PAGEREF _Toc240875615 \h </w:instrText>
             </w:r>
             <w:r>
               <w:rPr>
@@ -1557,7 +1563,7 @@
               <w14:ligatures w14:val="none"/>
             </w:rPr>
           </w:pPr>
-          <w:hyperlink w:anchor="_Toc239926955" w:history="1">
+          <w:hyperlink w:anchor="_Toc240875616" w:history="1">
             <w:r>
               <w:rPr>
                 <w:rStyle w:val="Hipervnculo"/>
@@ -1584,7 +1590,7 @@
                 <w:noProof/>
                 <w:webHidden/>
               </w:rPr>
-              <w:instrText xml:space="preserve"> PAGEREF _Toc239926955 \h </w:instrText>
+              <w:instrText xml:space="preserve"> PAGEREF _Toc240875616 \h </w:instrText>
             </w:r>
             <w:r>
               <w:rPr>
@@ -1630,7 +1636,7 @@
               <w14:ligatures w14:val="none"/>
             </w:rPr>
           </w:pPr>
-          <w:hyperlink w:anchor="_Toc239926956" w:history="1">
+          <w:hyperlink w:anchor="_Toc240875617" w:history="1">
             <w:r>
               <w:rPr>
                 <w:rStyle w:val="Hipervnculo"/>
@@ -1640,8 +1646,10 @@
             </w:r>
             <w:r>
               <w:rPr>
-                <w:rStyle w:val="Extranjerismo"/>
+                <w:rStyle w:val="Hipervnculo"/>
                 <w:noProof/>
+                <w:spacing w:val="20"/>
+                <w:lang w:val="en-US"/>
               </w:rPr>
               <w:t>chatbot</w:t>
             </w:r>
@@ -1664,7 +1672,7 @@
                 <w:noProof/>
                 <w:webHidden/>
               </w:rPr>
-              <w:instrText xml:space="preserve"> PAGEREF _Toc239926956 \h </w:instrText>
+              <w:instrText xml:space="preserve"> PAGEREF _Toc240875617 \h </w:instrText>
             </w:r>
             <w:r>
               <w:rPr>
@@ -1710,7 +1718,7 @@
               <w14:ligatures w14:val="none"/>
             </w:rPr>
           </w:pPr>
-          <w:hyperlink w:anchor="_Toc239926957" w:history="1">
+          <w:hyperlink w:anchor="_Toc240875618" w:history="1">
             <w:r>
               <w:rPr>
                 <w:rStyle w:val="Hipervnculo"/>
@@ -1737,7 +1745,7 @@
                 <w:noProof/>
                 <w:webHidden/>
               </w:rPr>
-              <w:instrText xml:space="preserve"> PAGEREF _Toc239926957 \h </w:instrText>
+              <w:instrText xml:space="preserve"> PAGEREF _Toc240875618 \h </w:instrText>
             </w:r>
             <w:r>
               <w:rPr>
@@ -1783,7 +1791,7 @@
               <w14:ligatures w14:val="none"/>
             </w:rPr>
           </w:pPr>
-          <w:hyperlink w:anchor="_Toc239926958" w:history="1">
+          <w:hyperlink w:anchor="_Toc240875619" w:history="1">
             <w:r>
               <w:rPr>
                 <w:rStyle w:val="Hipervnculo"/>
@@ -1810,7 +1818,7 @@
                 <w:noProof/>
                 <w:webHidden/>
               </w:rPr>
-              <w:instrText xml:space="preserve"> PAGEREF _Toc239926958 \h </w:instrText>
+              <w:instrText xml:space="preserve"> PAGEREF _Toc240875619 \h </w:instrText>
             </w:r>
             <w:r>
               <w:rPr>
@@ -1856,7 +1864,7 @@
               <w14:ligatures w14:val="none"/>
             </w:rPr>
           </w:pPr>
-          <w:hyperlink w:anchor="_Toc239926959" w:history="1">
+          <w:hyperlink w:anchor="_Toc240875620" w:history="1">
             <w:r>
               <w:rPr>
                 <w:rStyle w:val="Hipervnculo"/>
@@ -1883,7 +1891,7 @@
                 <w:noProof/>
                 <w:webHidden/>
               </w:rPr>
-              <w:instrText xml:space="preserve"> PAGEREF _Toc239926959 \h </w:instrText>
+              <w:instrText xml:space="preserve"> PAGEREF _Toc240875620 \h </w:instrText>
             </w:r>
             <w:r>
               <w:rPr>
@@ -1929,7 +1937,7 @@
               <w14:ligatures w14:val="none"/>
             </w:rPr>
           </w:pPr>
-          <w:hyperlink w:anchor="_Toc239926960" w:history="1">
+          <w:hyperlink w:anchor="_Toc240875621" w:history="1">
             <w:r>
               <w:rPr>
                 <w:rStyle w:val="Hipervnculo"/>
@@ -1956,7 +1964,7 @@
                 <w:noProof/>
                 <w:webHidden/>
               </w:rPr>
-              <w:instrText xml:space="preserve"> PAGEREF _Toc239926960 \h </w:instrText>
+              <w:instrText xml:space="preserve"> PAGEREF _Toc240875621 \h </w:instrText>
             </w:r>
             <w:r>
               <w:rPr>
@@ -2004,7 +2012,7 @@
       <w:pPr>
         <w:pStyle w:val="Titulosgenerales"/>
       </w:pPr>
-      <w:bookmarkStart w:id="0" w:name="_Toc239926942"/>
+      <w:bookmarkStart w:id="0" w:name="_Toc240875603"/>
       <w:r>
         <w:lastRenderedPageBreak/>
         <w:t>Introducción</w:t>
@@ -2041,6 +2049,9 @@
       <w:r>
         <w:t>La construcción del flujo</w:t>
       </w:r>
+      <w:r>
+        <w:t>.</w:t>
+      </w:r>
     </w:p>
     <w:p>
       <w:pPr>
@@ -2053,6 +2064,9 @@
       <w:r>
         <w:t>La verificación de su funcionamiento</w:t>
       </w:r>
+      <w:r>
+        <w:t>.</w:t>
+      </w:r>
     </w:p>
     <w:p>
       <w:pPr>
@@ -2063,7 +2077,10 @@
         </w:numPr>
       </w:pPr>
       <w:r>
-        <w:t xml:space="preserve">El ajuste de los hallazgos </w:t>
+        <w:t>El ajuste de los hallazgos</w:t>
+      </w:r>
+      <w:r>
+        <w:t>.</w:t>
       </w:r>
     </w:p>
     <w:p>
@@ -2076,6 +2093,9 @@
       </w:pPr>
       <w:r>
         <w:t>La documentación de los resultados</w:t>
+      </w:r>
+      <w:r>
+        <w:t>.</w:t>
       </w:r>
     </w:p>
     <w:p>
@@ -2459,7 +2479,7 @@
       <w:pPr>
         <w:pStyle w:val="Ttulo1"/>
       </w:pPr>
-      <w:bookmarkStart w:id="1" w:name="_Toc239926943"/>
+      <w:bookmarkStart w:id="1" w:name="_Toc240875604"/>
       <w:r>
         <w:lastRenderedPageBreak/>
         <w:t>Configuración de los parámetros de conversación</w:t>
@@ -2502,9 +2522,15 @@
       <w:pPr>
         <w:pStyle w:val="Ttulo2"/>
       </w:pPr>
-      <w:bookmarkStart w:id="2" w:name="_Toc239926944"/>
-      <w:r>
-        <w:t xml:space="preserve">Parámetros generales de </w:t>
+      <w:bookmarkStart w:id="2" w:name="_Toc240875605"/>
+      <w:r>
+        <w:t>Parámetros generales de</w:t>
+      </w:r>
+      <w:r>
+        <w:t>l</w:t>
+      </w:r>
+      <w:r>
+        <w:t xml:space="preserve"> </w:t>
       </w:r>
       <w:r>
         <w:rPr>
@@ -2908,7 +2934,7 @@
       <w:pPr>
         <w:pStyle w:val="Ttulo2"/>
       </w:pPr>
-      <w:bookmarkStart w:id="3" w:name="_Toc239926945"/>
+      <w:bookmarkStart w:id="3" w:name="_Toc240875606"/>
       <w:r>
         <w:t>Configuración del flujo y de los canales</w:t>
       </w:r>
@@ -3003,7 +3029,7 @@
         <w:rPr>
           <w:lang w:val="es-419" w:eastAsia="es-CO"/>
         </w:rPr>
-        <w:t xml:space="preserve"> a las características del usuario y a las condiciones en las que se desarrolla la conversación. En este grupo se consideran la información que el sistema puede conservar durante el diálogo, las condiciones regionales, los medios de acceso y las características lingüísticas de la interacción. Entre los principales aspectos se encuentran:</w:t>
+        <w:t xml:space="preserve"> a las características del usuario y a las condiciones en las que se desarrolla la conversación. En este grupo se considera la información que el sistema puede conservar durante el diálogo, las condiciones regionales, los medios de acceso y las características lingüísticas de la interacción. Entre los principales aspectos se encuentran:</w:t>
       </w:r>
     </w:p>
     <w:p>
@@ -4811,7 +4837,7 @@
       <w:pPr>
         <w:pStyle w:val="Ttulo1"/>
       </w:pPr>
-      <w:bookmarkStart w:id="4" w:name="_Toc239926946"/>
+      <w:bookmarkStart w:id="4" w:name="_Toc240875607"/>
       <w:r>
         <w:lastRenderedPageBreak/>
         <w:t>Creación del flujo de conversación</w:t>
@@ -4842,7 +4868,7 @@
       <w:pPr>
         <w:pStyle w:val="Ttulo2"/>
       </w:pPr>
-      <w:bookmarkStart w:id="5" w:name="_Toc239926947"/>
+      <w:bookmarkStart w:id="5" w:name="_Toc240875608"/>
       <w:r>
         <w:t>Buenas prácticas de construcción</w:t>
       </w:r>
@@ -5409,7 +5435,7 @@
       <w:pPr>
         <w:pStyle w:val="Ttulo2"/>
       </w:pPr>
-      <w:bookmarkStart w:id="6" w:name="_Toc239926948"/>
+      <w:bookmarkStart w:id="6" w:name="_Toc240875609"/>
       <w:r>
         <w:t>Ejemplo integrador para atención al cliente</w:t>
       </w:r>
@@ -6296,7 +6322,7 @@
       <w:pPr>
         <w:pStyle w:val="Ttulo1"/>
       </w:pPr>
-      <w:bookmarkStart w:id="7" w:name="_Toc239926949"/>
+      <w:bookmarkStart w:id="7" w:name="_Toc240875610"/>
       <w:r>
         <w:lastRenderedPageBreak/>
         <w:t xml:space="preserve">Verificación del funcionamiento del </w:t>
@@ -6357,7 +6383,7 @@
       <w:pPr>
         <w:pStyle w:val="Ttulo2"/>
       </w:pPr>
-      <w:bookmarkStart w:id="8" w:name="_Toc239926950"/>
+      <w:bookmarkStart w:id="8" w:name="_Toc240875611"/>
       <w:r>
         <w:t>Procedimiento de verificación</w:t>
       </w:r>
@@ -6383,13 +6409,7 @@
       </w:r>
       <w:r>
         <w:rPr>
-          <w:lang w:val="es-419" w:eastAsia="es-CO"/>
-        </w:rPr>
-        <w:t xml:space="preserve"> también</w:t>
-      </w:r>
-      <w:r>
-        <w:rPr>
-          <w:lang w:val="es-419" w:eastAsia="es-CO"/>
+          <w:rStyle w:val="Extranjerismo"/>
         </w:rPr>
         <w:t>,</w:t>
       </w:r>
@@ -6397,7 +6417,7 @@
         <w:rPr>
           <w:lang w:val="es-419" w:eastAsia="es-CO"/>
         </w:rPr>
-        <w:t xml:space="preserve"> conocida como </w:t>
+        <w:t xml:space="preserve"> también conocida como </w:t>
       </w:r>
       <w:r>
         <w:rPr>
@@ -7204,7 +7224,7 @@
       <w:pPr>
         <w:pStyle w:val="Ttulo2"/>
       </w:pPr>
-      <w:bookmarkStart w:id="9" w:name="_Toc239926951"/>
+      <w:bookmarkStart w:id="9" w:name="_Toc240875612"/>
       <w:r>
         <w:lastRenderedPageBreak/>
         <w:t>Indicadores de desempeño y casos de prueba</w:t>
@@ -8658,21 +8678,7 @@
         <w:rPr>
           <w:lang w:val="es-419" w:eastAsia="es-CO"/>
         </w:rPr>
-        <w:t xml:space="preserve"> debería dar en ese escenario. La diversidad de casos es fundamental: deben incluirse no solo los flujos felices —donde todo sale bien— sino también los flujos de excepción donde el usuario se confunde, </w:t>
-      </w:r>
-      <w:proofErr w:type="gramStart"/>
-      <w:r>
-        <w:rPr>
-          <w:lang w:val="es-419" w:eastAsia="es-CO"/>
-        </w:rPr>
-        <w:t>abandona</w:t>
-      </w:r>
-      <w:proofErr w:type="gramEnd"/>
-      <w:r>
-        <w:rPr>
-          <w:lang w:val="es-419" w:eastAsia="es-CO"/>
-        </w:rPr>
-        <w:t xml:space="preserve">, escribe con errores ortográficos o aborda temas fuera del alcance del </w:t>
+        <w:t xml:space="preserve"> debería dar en ese escenario. La diversidad de casos es fundamental: deben incluirse no solo los flujos felices —donde todo sale bien— sino también los flujos de excepción donde el usuario se confunde, abandona, escribe con errores ortográficos o aborda temas fuera del alcance del </w:t>
       </w:r>
       <w:r>
         <w:rPr>
@@ -10390,7 +10396,7 @@
       <w:pPr>
         <w:pStyle w:val="Ttulo1"/>
       </w:pPr>
-      <w:bookmarkStart w:id="10" w:name="_Toc239926952"/>
+      <w:bookmarkStart w:id="10" w:name="_Toc240875613"/>
       <w:r>
         <w:lastRenderedPageBreak/>
         <w:t>Ajuste de los flujos de conversación</w:t>
@@ -10433,7 +10439,7 @@
       <w:pPr>
         <w:pStyle w:val="Ttulo2"/>
       </w:pPr>
-      <w:bookmarkStart w:id="11" w:name="_Toc239926953"/>
+      <w:bookmarkStart w:id="11" w:name="_Toc240875614"/>
       <w:r>
         <w:t>Análisis de hallazgos y priorización</w:t>
       </w:r>
@@ -11391,7 +11397,7 @@
       <w:pPr>
         <w:pStyle w:val="Ttulo2"/>
       </w:pPr>
-      <w:bookmarkStart w:id="12" w:name="_Toc239926954"/>
+      <w:bookmarkStart w:id="12" w:name="_Toc240875615"/>
       <w:r>
         <w:lastRenderedPageBreak/>
         <w:t xml:space="preserve">Iteración y mejora continua del </w:t>
@@ -13342,7 +13348,7 @@
       <w:pPr>
         <w:pStyle w:val="Ttulo1"/>
       </w:pPr>
-      <w:bookmarkStart w:id="13" w:name="_Toc239926955"/>
+      <w:bookmarkStart w:id="13" w:name="_Toc240875616"/>
       <w:r>
         <w:lastRenderedPageBreak/>
         <w:t>Concepto y características del informe técnico</w:t>
@@ -14594,7 +14600,7 @@
       <w:pPr>
         <w:pStyle w:val="Ttulo2"/>
       </w:pPr>
-      <w:bookmarkStart w:id="14" w:name="_Toc239926956"/>
+      <w:bookmarkStart w:id="14" w:name="_Toc240875617"/>
       <w:r>
         <w:t xml:space="preserve">Estructura y contenido del informe del </w:t>
       </w:r>
@@ -15625,10 +15631,10 @@
           <w:lang w:val="en-US" w:eastAsia="es-CO"/>
         </w:rPr>
         <w:drawing>
-          <wp:inline distT="0" distB="0" distL="0" distR="0" wp14:anchorId="3635CF55" wp14:editId="7443C80E">
-            <wp:extent cx="6324600" cy="3513455"/>
-            <wp:effectExtent l="0" t="0" r="0" b="0"/>
-            <wp:docPr id="8" name="Imagen 8" descr="Figura 6 que representa de manera general los principales elementos que conforman un informe técnico de chatbots, desde sus características y estructura hasta las evidencias que respaldan la documentación del proyecto"/>
+          <wp:inline distT="0" distB="0" distL="0" distR="0" wp14:anchorId="6AA26BF7" wp14:editId="591B8980">
+            <wp:extent cx="6324600" cy="3514725"/>
+            <wp:effectExtent l="0" t="0" r="0" b="9525"/>
+            <wp:docPr id="9" name="Imagen 9" descr="Figura 6 que representa de manera general los principales elementos que conforman un informe técnico de chatbots, desde sus características y estructura hasta las evidencias que respaldan la documentación del proyecto."/>
             <wp:cNvGraphicFramePr>
               <a:graphicFrameLocks xmlns:a="http://schemas.openxmlformats.org/drawingml/2006/main" noChangeAspect="1"/>
             </wp:cNvGraphicFramePr>
@@ -15636,7 +15642,7 @@
               <a:graphicData uri="http://schemas.openxmlformats.org/drawingml/2006/picture">
                 <pic:pic xmlns:pic="http://schemas.openxmlformats.org/drawingml/2006/picture">
                   <pic:nvPicPr>
-                    <pic:cNvPr id="8" name="Imagen 8" descr="Figura 6 que representa de manera general los principales elementos que conforman un informe técnico de chatbots, desde sus características y estructura hasta las evidencias que respaldan la documentación del proyecto"/>
+                    <pic:cNvPr id="9" name="Imagen 9" descr="Figura 6 que representa de manera general los principales elementos que conforman un informe técnico de chatbots, desde sus características y estructura hasta las evidencias que respaldan la documentación del proyecto."/>
                     <pic:cNvPicPr>
                       <a:picLocks noChangeAspect="1" noChangeArrowheads="1"/>
                     </pic:cNvPicPr>
@@ -15657,7 +15663,7 @@
                   <pic:spPr bwMode="auto">
                     <a:xfrm>
                       <a:off x="0" y="0"/>
-                      <a:ext cx="6324600" cy="3513455"/>
+                      <a:ext cx="6324600" cy="3514725"/>
                     </a:xfrm>
                     <a:prstGeom prst="rect">
                       <a:avLst/>
@@ -15676,23 +15682,19 @@
     </w:p>
     <w:p>
       <w:pPr>
-        <w:pStyle w:val="Prrafodelista"/>
-        <w:ind w:left="1429" w:firstLine="0"/>
-        <w:rPr>
-          <w:b/>
-          <w:bCs/>
-          <w:lang w:val="es-419" w:eastAsia="es-CO"/>
-        </w:rPr>
-      </w:pPr>
-    </w:p>
-    <w:p>
-      <w:pPr>
-        <w:pStyle w:val="Prrafodelista"/>
-        <w:ind w:left="1429" w:firstLine="0"/>
-        <w:rPr>
-          <w:b/>
-          <w:bCs/>
-          <w:lang w:val="es-419" w:eastAsia="es-CO"/>
+        <w:rPr>
+          <w:b/>
+          <w:bCs/>
+          <w:lang w:val="es-419"/>
+        </w:rPr>
+      </w:pPr>
+    </w:p>
+    <w:p>
+      <w:pPr>
+        <w:rPr>
+          <w:b/>
+          <w:bCs/>
+          <w:lang w:val="es-419"/>
         </w:rPr>
       </w:pPr>
     </w:p>
@@ -16217,27 +16219,23 @@
         <w:rPr>
           <w:lang w:val="es-419" w:eastAsia="es-CO"/>
         </w:rPr>
-        <w:t xml:space="preserve">Documenta, evidencia y comunica el desempeño y evolución de tu </w:t>
-      </w:r>
+        <w:t xml:space="preserve">Documente, evidencie y comunique el desempeño y evolución del </w:t>
+      </w:r>
+      <w:proofErr w:type="spellStart"/>
       <w:r>
         <w:rPr>
           <w:rStyle w:val="Extranjerismo"/>
+          <w:lang w:val="es-419" w:eastAsia="es-CO"/>
         </w:rPr>
         <w:t>chatbot</w:t>
       </w:r>
+      <w:proofErr w:type="spellEnd"/>
       <w:r>
         <w:rPr>
           <w:lang w:val="es-419" w:eastAsia="es-CO"/>
         </w:rPr>
         <w:t>.</w:t>
       </w:r>
-    </w:p>
-    <w:p>
-      <w:pPr>
-        <w:rPr>
-          <w:lang w:val="es-419" w:eastAsia="es-CO"/>
-        </w:rPr>
-      </w:pPr>
     </w:p>
     <w:p>
       <w:pPr>
@@ -16307,7 +16305,7 @@
               <w:rPr>
                 <w:bCs/>
               </w:rPr>
-              <w:t xml:space="preserve">Estructura y contenido del informe del </w:t>
+              <w:t xml:space="preserve">Del desarrollo a la evidencia: documentando un </w:t>
             </w:r>
             <w:r>
               <w:rPr>
@@ -16729,7 +16727,7 @@
           <w:u w:val="single"/>
         </w:rPr>
       </w:pPr>
-      <w:bookmarkStart w:id="15" w:name="_Toc239926957"/>
+      <w:bookmarkStart w:id="15" w:name="_Toc240875618"/>
       <w:r>
         <w:lastRenderedPageBreak/>
         <w:t>Síntesis</w:t>
@@ -16856,7 +16854,7 @@
       <w:pPr>
         <w:pStyle w:val="Titulosgenerales"/>
       </w:pPr>
-      <w:bookmarkStart w:id="16" w:name="_Toc239926958"/>
+      <w:bookmarkStart w:id="16" w:name="_Toc240875619"/>
       <w:r>
         <w:lastRenderedPageBreak/>
         <w:t>Glosario</w:t>
@@ -17126,7 +17124,7 @@
       <w:pPr>
         <w:pStyle w:val="Titulosgenerales"/>
       </w:pPr>
-      <w:bookmarkStart w:id="17" w:name="_Toc239926959"/>
+      <w:bookmarkStart w:id="17" w:name="_Toc240875620"/>
       <w:r>
         <w:lastRenderedPageBreak/>
         <w:t>Referencias bibliográficas</w:t>
@@ -17347,7 +17345,7 @@
       <w:pPr>
         <w:pStyle w:val="Titulosgenerales"/>
       </w:pPr>
-      <w:bookmarkStart w:id="18" w:name="_Toc239926960"/>
+      <w:bookmarkStart w:id="18" w:name="_Toc240875621"/>
       <w:r>
         <w:lastRenderedPageBreak/>
         <w:t>Créditos</w:t>
@@ -23757,6 +23755,17 @@
 </file>
 
 <file path=customXml/item1.xml><?xml version="1.0" encoding="utf-8"?>
+<p:properties xmlns:p="http://schemas.microsoft.com/office/2006/metadata/properties" xmlns:xsi="http://www.w3.org/2001/XMLSchema-instance" xmlns:pc="http://schemas.microsoft.com/office/infopath/2007/PartnerControls">
+  <documentManagement>
+    <TaxCatchAll xmlns="13c90a0b-73bc-4dc0-be5f-28d77b615beb" xsi:nil="true"/>
+    <lcf76f155ced4ddcb4097134ff3c332f xmlns="13c93bba-48ce-428c-bfe5-88b42c19b028">
+      <Terms xmlns="http://schemas.microsoft.com/office/infopath/2007/PartnerControls"/>
+    </lcf76f155ced4ddcb4097134ff3c332f>
+  </documentManagement>
+</p:properties>
+</file>
+
+<file path=customXml/item2.xml><?xml version="1.0" encoding="utf-8"?>
 <ct:contentTypeSchema xmlns:ct="http://schemas.microsoft.com/office/2006/metadata/contentType" xmlns:ma="http://schemas.microsoft.com/office/2006/metadata/properties/metaAttributes" ct:_="" ma:_="" ma:contentTypeName="Documento" ma:contentTypeID="0x0101006A81D6BD42E8DF4C91013959704817E1" ma:contentTypeVersion="15" ma:contentTypeDescription="Crear nuevo documento." ma:contentTypeScope="" ma:versionID="bf4f72ffd194f0963ff564daca6869f7">
   <xsd:schema xmlns:xsd="http://www.w3.org/2001/XMLSchema" xmlns:xs="http://www.w3.org/2001/XMLSchema" xmlns:p="http://schemas.microsoft.com/office/2006/metadata/properties" xmlns:ns2="13c90a0b-73bc-4dc0-be5f-28d77b615beb" xmlns:ns3="13c93bba-48ce-428c-bfe5-88b42c19b028" targetNamespace="http://schemas.microsoft.com/office/2006/metadata/properties" ma:root="true" ma:fieldsID="8718d6f4873a5b1392a45044efa78385" ns2:_="" ns3:_="">
     <xsd:import namespace="13c90a0b-73bc-4dc0-be5f-28d77b615beb"/>
@@ -23991,22 +24000,7 @@
 </ct:contentTypeSchema>
 </file>
 
-<file path=customXml/item2.xml><?xml version="1.0" encoding="utf-8"?>
-<p:properties xmlns:p="http://schemas.microsoft.com/office/2006/metadata/properties" xmlns:xsi="http://www.w3.org/2001/XMLSchema-instance" xmlns:pc="http://schemas.microsoft.com/office/infopath/2007/PartnerControls">
-  <documentManagement>
-    <TaxCatchAll xmlns="13c90a0b-73bc-4dc0-be5f-28d77b615beb" xsi:nil="true"/>
-    <lcf76f155ced4ddcb4097134ff3c332f xmlns="13c93bba-48ce-428c-bfe5-88b42c19b028">
-      <Terms xmlns="http://schemas.microsoft.com/office/infopath/2007/PartnerControls"/>
-    </lcf76f155ced4ddcb4097134ff3c332f>
-  </documentManagement>
-</p:properties>
-</file>
-
 <file path=customXml/item3.xml><?xml version="1.0" encoding="utf-8"?>
-<b:Sources xmlns:b="http://schemas.openxmlformats.org/officeDocument/2006/bibliography" xmlns="http://schemas.openxmlformats.org/officeDocument/2006/bibliography" SelectedStyle="\APASixthEditionOfficeOnline.xsl" StyleName="APA" Version="6"/>
-</file>
-
-<file path=customXml/item4.xml><?xml version="1.0" encoding="utf-8"?>
 <?mso-contentType ?>
 <FormTemplates xmlns="http://schemas.microsoft.com/sharepoint/v3/contenttype/forms">
   <Display>DocumentLibraryForm</Display>
@@ -24015,7 +24009,22 @@
 </FormTemplates>
 </file>
 
+<file path=customXml/item4.xml><?xml version="1.0" encoding="utf-8"?>
+<b:Sources xmlns:b="http://schemas.openxmlformats.org/officeDocument/2006/bibliography" xmlns="http://schemas.openxmlformats.org/officeDocument/2006/bibliography" SelectedStyle="\APASixthEditionOfficeOnline.xsl" StyleName="APA" Version="6"/>
+</file>
+
 <file path=customXml/itemProps1.xml><?xml version="1.0" encoding="utf-8"?>
+<ds:datastoreItem xmlns:ds="http://schemas.openxmlformats.org/officeDocument/2006/customXml" ds:itemID="{1279454D-02BE-4A9C-A117-DCD1573E2608}">
+  <ds:schemaRefs>
+    <ds:schemaRef ds:uri="http://schemas.microsoft.com/office/2006/metadata/properties"/>
+    <ds:schemaRef ds:uri="http://schemas.microsoft.com/office/infopath/2007/PartnerControls"/>
+    <ds:schemaRef ds:uri="13c90a0b-73bc-4dc0-be5f-28d77b615beb"/>
+    <ds:schemaRef ds:uri="13c93bba-48ce-428c-bfe5-88b42c19b028"/>
+  </ds:schemaRefs>
+</ds:datastoreItem>
+</file>
+
+<file path=customXml/itemProps2.xml><?xml version="1.0" encoding="utf-8"?>
 <ds:datastoreItem xmlns:ds="http://schemas.openxmlformats.org/officeDocument/2006/customXml" ds:itemID="{59065960-E0CA-4804-83B5-320CBCDCC160}">
   <ds:schemaRefs>
     <ds:schemaRef ds:uri="http://schemas.microsoft.com/office/2006/metadata/contentType"/>
@@ -24034,29 +24043,18 @@
 </ds:datastoreItem>
 </file>
 
-<file path=customXml/itemProps2.xml><?xml version="1.0" encoding="utf-8"?>
-<ds:datastoreItem xmlns:ds="http://schemas.openxmlformats.org/officeDocument/2006/customXml" ds:itemID="{1279454D-02BE-4A9C-A117-DCD1573E2608}">
+<file path=customXml/itemProps3.xml><?xml version="1.0" encoding="utf-8"?>
+<ds:datastoreItem xmlns:ds="http://schemas.openxmlformats.org/officeDocument/2006/customXml" ds:itemID="{10663269-2064-4804-8290-36D4A57F5557}">
   <ds:schemaRefs>
-    <ds:schemaRef ds:uri="http://schemas.microsoft.com/office/2006/metadata/properties"/>
-    <ds:schemaRef ds:uri="http://schemas.microsoft.com/office/infopath/2007/PartnerControls"/>
-    <ds:schemaRef ds:uri="13c90a0b-73bc-4dc0-be5f-28d77b615beb"/>
-    <ds:schemaRef ds:uri="13c93bba-48ce-428c-bfe5-88b42c19b028"/>
+    <ds:schemaRef ds:uri="http://schemas.microsoft.com/sharepoint/v3/contenttype/forms"/>
   </ds:schemaRefs>
 </ds:datastoreItem>
 </file>
 
-<file path=customXml/itemProps3.xml><?xml version="1.0" encoding="utf-8"?>
+<file path=customXml/itemProps4.xml><?xml version="1.0" encoding="utf-8"?>
 <ds:datastoreItem xmlns:ds="http://schemas.openxmlformats.org/officeDocument/2006/customXml" ds:itemID="{2D2B5832-E448-44FA-9BA7-4210E2303E31}">
   <ds:schemaRefs>
     <ds:schemaRef ds:uri="http://schemas.openxmlformats.org/officeDocument/2006/bibliography"/>
   </ds:schemaRefs>
 </ds:datastoreItem>
-</file>
-
-<file path=customXml/itemProps4.xml><?xml version="1.0" encoding="utf-8"?>
-<ds:datastoreItem xmlns:ds="http://schemas.openxmlformats.org/officeDocument/2006/customXml" ds:itemID="{10663269-2064-4804-8290-36D4A57F5557}">
-  <ds:schemaRefs>
-    <ds:schemaRef ds:uri="http://schemas.microsoft.com/sharepoint/v3/contenttype/forms"/>
-  </ds:schemaRefs>
-</ds:datastoreItem>
 </file>